--- a/docs/0426毕业论文v14.docx
+++ b/docs/0426毕业论文v14.docx
@@ -7712,8 +7712,24 @@
         <w:rPr>
           <w:rFonts w:ascii="Times New Roman" w:hAnsi="Times New Roman" w:cs="Times New Roman"/>
         </w:rPr>
-        <w:t>社交媒体作为信息传播的核心载体，其海量用户生成内容已成为反映社会情绪、舆论动态及公共事件的重要数据源。</w:t>
-      </w:r>
+        <w:t>社交媒体作为信息传播的核心载体，</w:t>
+      </w:r>
+      <w:ins w:id="9" w:author="Big Pigeon" w:date="2025-04-26T21:50:00Z" w16du:dateUtc="2025-04-26T13:50:00Z">
+        <w:r>
+          <w:rPr>
+            <w:rFonts w:ascii="Times New Roman" w:hAnsi="Times New Roman" w:cs="Times New Roman" w:hint="eastAsia"/>
+          </w:rPr>
+          <w:t>其用户生成内容反映了社会情绪、舆论动态及公共事件的实时特征。</w:t>
+        </w:r>
+      </w:ins>
+      <w:del w:id="10" w:author="Big Pigeon" w:date="2025-04-26T21:50:00Z" w16du:dateUtc="2025-04-26T13:50:00Z">
+        <w:r>
+          <w:rPr>
+            <w:rFonts w:ascii="Times New Roman" w:hAnsi="Times New Roman" w:cs="Times New Roman"/>
+          </w:rPr>
+          <w:delText>其海量用户生成内容已成为反映社会情绪、舆论动态及公共事件的重要数据源。</w:delText>
+        </w:r>
+      </w:del>
       <w:proofErr w:type="gramStart"/>
       <w:r>
         <w:rPr>
@@ -7726,8 +7742,46 @@
         <w:rPr>
           <w:rFonts w:ascii="Times New Roman" w:hAnsi="Times New Roman" w:cs="Times New Roman"/>
         </w:rPr>
-        <w:t>中国最具代表性的开放性社交平台，日均活跃用户超亿级，其文本数据覆盖政治、经济、文化等多元领域，蕴含着丰富的社会情感信息</w:t>
-      </w:r>
+        <w:t>中国</w:t>
+      </w:r>
+      <w:del w:id="11" w:author="Big Pigeon" w:date="2025-04-26T22:02:00Z" w16du:dateUtc="2025-04-26T14:02:00Z">
+        <w:r>
+          <w:rPr>
+            <w:rFonts w:ascii="Times New Roman" w:hAnsi="Times New Roman" w:cs="Times New Roman" w:hint="eastAsia"/>
+          </w:rPr>
+          <w:delText>最具代表性的</w:delText>
+        </w:r>
+      </w:del>
+      <w:ins w:id="12" w:author="Big Pigeon" w:date="2025-04-26T22:02:00Z" w16du:dateUtc="2025-04-26T14:02:00Z">
+        <w:r>
+          <w:rPr>
+            <w:rFonts w:ascii="Times New Roman" w:hAnsi="Times New Roman" w:cs="Times New Roman" w:hint="eastAsia"/>
+          </w:rPr>
+          <w:t>主流</w:t>
+        </w:r>
+      </w:ins>
+      <w:r>
+        <w:rPr>
+          <w:rFonts w:ascii="Times New Roman" w:hAnsi="Times New Roman" w:cs="Times New Roman"/>
+        </w:rPr>
+        <w:t>开放性社交平台，日均活跃用户超亿级，其文本数据覆盖政治、经济、文化等多元领域，蕴含</w:t>
+      </w:r>
+      <w:ins w:id="13" w:author="Big Pigeon" w:date="2025-04-26T22:02:00Z" w16du:dateUtc="2025-04-26T14:02:00Z">
+        <w:r>
+          <w:rPr>
+            <w:rFonts w:ascii="Times New Roman" w:hAnsi="Times New Roman" w:cs="Times New Roman" w:hint="eastAsia"/>
+          </w:rPr>
+          <w:t>公众情感态度与社会价值取向的丰富信息</w:t>
+        </w:r>
+      </w:ins>
+      <w:del w:id="14" w:author="Big Pigeon" w:date="2025-04-26T22:02:00Z" w16du:dateUtc="2025-04-26T14:02:00Z">
+        <w:r>
+          <w:rPr>
+            <w:rFonts w:ascii="Times New Roman" w:hAnsi="Times New Roman" w:cs="Times New Roman"/>
+          </w:rPr>
+          <w:delText>着丰富的社会情感信息</w:delText>
+        </w:r>
+      </w:del>
       <w:r>
         <w:rPr>
           <w:rFonts w:ascii="Times New Roman" w:hAnsi="Times New Roman" w:cs="Times New Roman"/>
@@ -7768,7 +7822,93 @@
         <w:rPr>
           <w:rFonts w:ascii="Times New Roman" w:hAnsi="Times New Roman" w:cs="Times New Roman"/>
         </w:rPr>
-        <w:t>。这些数据以碎片化、即时性的特点，记录着用户对热点事件、社会现象的即时反馈与情感态度，通过</w:t>
+        <w:t>。这些数据以碎片化、即时性</w:t>
+      </w:r>
+      <w:del w:id="15" w:author="Big Pigeon" w:date="2025-04-26T22:03:00Z" w16du:dateUtc="2025-04-26T14:03:00Z">
+        <w:r>
+          <w:rPr>
+            <w:rFonts w:ascii="Times New Roman" w:hAnsi="Times New Roman" w:cs="Times New Roman" w:hint="eastAsia"/>
+          </w:rPr>
+          <w:delText>的</w:delText>
+        </w:r>
+      </w:del>
+      <w:ins w:id="16" w:author="Big Pigeon" w:date="2025-04-26T22:03:00Z" w16du:dateUtc="2025-04-26T14:03:00Z">
+        <w:r>
+          <w:rPr>
+            <w:rFonts w:ascii="Times New Roman" w:hAnsi="Times New Roman" w:cs="Times New Roman" w:hint="eastAsia"/>
+          </w:rPr>
+          <w:t>为</w:t>
+        </w:r>
+      </w:ins>
+      <w:r>
+        <w:rPr>
+          <w:rFonts w:ascii="Times New Roman" w:hAnsi="Times New Roman" w:cs="Times New Roman"/>
+        </w:rPr>
+        <w:t>特点，记录</w:t>
+      </w:r>
+      <w:del w:id="17" w:author="Big Pigeon" w:date="2025-04-26T22:03:00Z" w16du:dateUtc="2025-04-26T14:03:00Z">
+        <w:r>
+          <w:rPr>
+            <w:rFonts w:ascii="Times New Roman" w:hAnsi="Times New Roman" w:cs="Times New Roman"/>
+          </w:rPr>
+          <w:delText>着</w:delText>
+        </w:r>
+      </w:del>
+      <w:r>
+        <w:rPr>
+          <w:rFonts w:ascii="Times New Roman" w:hAnsi="Times New Roman" w:cs="Times New Roman"/>
+        </w:rPr>
+        <w:t>用户对热点事件、社会现象</w:t>
+      </w:r>
+      <w:ins w:id="18" w:author="Big Pigeon" w:date="2025-04-26T22:04:00Z" w16du:dateUtc="2025-04-26T14:04:00Z">
+        <w:r>
+          <w:rPr>
+            <w:rFonts w:ascii="Times New Roman" w:hAnsi="Times New Roman" w:cs="Times New Roman" w:hint="eastAsia"/>
+          </w:rPr>
+          <w:t>等信息</w:t>
+        </w:r>
+      </w:ins>
+      <w:r>
+        <w:rPr>
+          <w:rFonts w:ascii="Times New Roman" w:hAnsi="Times New Roman" w:cs="Times New Roman"/>
+        </w:rPr>
+        <w:t>的</w:t>
+      </w:r>
+      <w:del w:id="19" w:author="Big Pigeon" w:date="2025-04-26T22:04:00Z" w16du:dateUtc="2025-04-26T14:04:00Z">
+        <w:r>
+          <w:rPr>
+            <w:rFonts w:ascii="Times New Roman" w:hAnsi="Times New Roman" w:cs="Times New Roman"/>
+          </w:rPr>
+          <w:delText>即时</w:delText>
+        </w:r>
+      </w:del>
+      <w:r>
+        <w:rPr>
+          <w:rFonts w:ascii="Times New Roman" w:hAnsi="Times New Roman" w:cs="Times New Roman"/>
+        </w:rPr>
+        <w:t>反馈</w:t>
+      </w:r>
+      <w:del w:id="20" w:author="Big Pigeon" w:date="2025-04-26T22:04:00Z" w16du:dateUtc="2025-04-26T14:04:00Z">
+        <w:r>
+          <w:rPr>
+            <w:rFonts w:ascii="Times New Roman" w:hAnsi="Times New Roman" w:cs="Times New Roman"/>
+          </w:rPr>
+          <w:delText>与情感</w:delText>
+        </w:r>
+      </w:del>
+      <w:ins w:id="21" w:author="Big Pigeon" w:date="2025-04-26T22:04:00Z" w16du:dateUtc="2025-04-26T14:04:00Z">
+        <w:r>
+          <w:rPr>
+            <w:rFonts w:ascii="Times New Roman" w:hAnsi="Times New Roman" w:cs="Times New Roman" w:hint="eastAsia"/>
+          </w:rPr>
+          <w:t>和</w:t>
+        </w:r>
+      </w:ins>
+      <w:r>
+        <w:rPr>
+          <w:rFonts w:ascii="Times New Roman" w:hAnsi="Times New Roman" w:cs="Times New Roman"/>
+        </w:rPr>
+        <w:t>态度，通过</w:t>
       </w:r>
       <w:proofErr w:type="gramStart"/>
       <w:r>
@@ -7782,7 +7922,43 @@
         <w:rPr>
           <w:rFonts w:ascii="Times New Roman" w:hAnsi="Times New Roman" w:cs="Times New Roman"/>
         </w:rPr>
-        <w:t>的分析，能够深入挖掘公众情绪倾向、社会价值取向以及潜在的社会矛盾。例如，在新冠疫情期间，</w:t>
+        <w:t>的分析，能够深入挖掘公众情绪倾向、社会价值取向</w:t>
+      </w:r>
+      <w:ins w:id="22" w:author="Big Pigeon" w:date="2025-04-26T22:05:00Z" w16du:dateUtc="2025-04-26T14:05:00Z">
+        <w:r>
+          <w:rPr>
+            <w:rFonts w:ascii="Times New Roman" w:hAnsi="Times New Roman" w:cs="Times New Roman" w:hint="eastAsia"/>
+          </w:rPr>
+          <w:t>、</w:t>
+        </w:r>
+      </w:ins>
+      <w:del w:id="23" w:author="Big Pigeon" w:date="2025-04-26T22:04:00Z" w16du:dateUtc="2025-04-26T14:04:00Z">
+        <w:r>
+          <w:rPr>
+            <w:rFonts w:ascii="Times New Roman" w:hAnsi="Times New Roman" w:cs="Times New Roman"/>
+          </w:rPr>
+          <w:delText>以及潜在的</w:delText>
+        </w:r>
+      </w:del>
+      <w:r>
+        <w:rPr>
+          <w:rFonts w:ascii="Times New Roman" w:hAnsi="Times New Roman" w:cs="Times New Roman"/>
+        </w:rPr>
+        <w:t>社会矛盾</w:t>
+      </w:r>
+      <w:ins w:id="24" w:author="Big Pigeon" w:date="2025-04-26T22:05:00Z" w16du:dateUtc="2025-04-26T14:05:00Z">
+        <w:r>
+          <w:rPr>
+            <w:rFonts w:ascii="Times New Roman" w:hAnsi="Times New Roman" w:cs="Times New Roman" w:hint="eastAsia"/>
+          </w:rPr>
+          <w:t>等数据，为分析公众认知提供文本依据</w:t>
+        </w:r>
+      </w:ins>
+      <w:r>
+        <w:rPr>
+          <w:rFonts w:ascii="Times New Roman" w:hAnsi="Times New Roman" w:cs="Times New Roman"/>
+        </w:rPr>
+        <w:t>。例如，在新冠疫情期间，</w:t>
       </w:r>
       <w:proofErr w:type="gramStart"/>
       <w:r>
@@ -7796,7 +7972,73 @@
         <w:rPr>
           <w:rFonts w:ascii="Times New Roman" w:hAnsi="Times New Roman" w:cs="Times New Roman"/>
         </w:rPr>
-        <w:t>中关于疫苗接种的讨论呈现出显著的情感波动，通过分析这些数据可以揭示公众对疫苗有效性和安全性的认知演变过程。根据中国互联网络信息中心（</w:t>
+        <w:t>中关于疫苗接种的讨论呈现出</w:t>
+      </w:r>
+      <w:ins w:id="25" w:author="Big Pigeon" w:date="2025-04-26T22:06:00Z" w16du:dateUtc="2025-04-26T14:06:00Z">
+        <w:r>
+          <w:rPr>
+            <w:rFonts w:ascii="Times New Roman" w:hAnsi="Times New Roman" w:cs="Times New Roman" w:hint="eastAsia"/>
+          </w:rPr>
+          <w:t>复杂</w:t>
+        </w:r>
+      </w:ins>
+      <w:del w:id="26" w:author="Big Pigeon" w:date="2025-04-26T22:06:00Z" w16du:dateUtc="2025-04-26T14:06:00Z">
+        <w:r>
+          <w:rPr>
+            <w:rFonts w:ascii="Times New Roman" w:hAnsi="Times New Roman" w:cs="Times New Roman"/>
+          </w:rPr>
+          <w:delText>显著</w:delText>
+        </w:r>
+      </w:del>
+      <w:r>
+        <w:rPr>
+          <w:rFonts w:ascii="Times New Roman" w:hAnsi="Times New Roman" w:cs="Times New Roman"/>
+        </w:rPr>
+        <w:t>的情感</w:t>
+      </w:r>
+      <w:ins w:id="27" w:author="Big Pigeon" w:date="2025-04-26T22:06:00Z" w16du:dateUtc="2025-04-26T14:06:00Z">
+        <w:r>
+          <w:rPr>
+            <w:rFonts w:ascii="Times New Roman" w:hAnsi="Times New Roman" w:cs="Times New Roman" w:hint="eastAsia"/>
+          </w:rPr>
+          <w:t>舆情变化</w:t>
+        </w:r>
+      </w:ins>
+      <w:del w:id="28" w:author="Big Pigeon" w:date="2025-04-26T22:06:00Z" w16du:dateUtc="2025-04-26T14:06:00Z">
+        <w:r>
+          <w:rPr>
+            <w:rFonts w:ascii="Times New Roman" w:hAnsi="Times New Roman" w:cs="Times New Roman"/>
+          </w:rPr>
+          <w:delText>波动</w:delText>
+        </w:r>
+      </w:del>
+      <w:r>
+        <w:rPr>
+          <w:rFonts w:ascii="Times New Roman" w:hAnsi="Times New Roman" w:cs="Times New Roman"/>
+        </w:rPr>
+        <w:t>，通过分析这些数据可以揭示公众对疫苗有效性和安全性的认知</w:t>
+      </w:r>
+      <w:ins w:id="29" w:author="Big Pigeon" w:date="2025-04-26T22:06:00Z" w16du:dateUtc="2025-04-26T14:06:00Z">
+        <w:r>
+          <w:rPr>
+            <w:rFonts w:ascii="Times New Roman" w:hAnsi="Times New Roman" w:cs="Times New Roman" w:hint="eastAsia"/>
+          </w:rPr>
+          <w:t>变化过程</w:t>
+        </w:r>
+      </w:ins>
+      <w:del w:id="30" w:author="Big Pigeon" w:date="2025-04-26T22:06:00Z" w16du:dateUtc="2025-04-26T14:06:00Z">
+        <w:r>
+          <w:rPr>
+            <w:rFonts w:ascii="Times New Roman" w:hAnsi="Times New Roman" w:cs="Times New Roman"/>
+          </w:rPr>
+          <w:delText>演变过程</w:delText>
+        </w:r>
+      </w:del>
+      <w:r>
+        <w:rPr>
+          <w:rFonts w:ascii="Times New Roman" w:hAnsi="Times New Roman" w:cs="Times New Roman"/>
+        </w:rPr>
+        <w:t>。根据中国互联网络信息中心（</w:t>
       </w:r>
       <w:r>
         <w:rPr>
@@ -7808,7 +8050,21 @@
         <w:rPr>
           <w:rFonts w:ascii="Times New Roman" w:hAnsi="Times New Roman" w:cs="Times New Roman"/>
         </w:rPr>
-        <w:t>）最新数据，截至</w:t>
+        <w:t>）</w:t>
+      </w:r>
+      <w:del w:id="31" w:author="Big Pigeon" w:date="2025-04-26T22:06:00Z" w16du:dateUtc="2025-04-26T14:06:00Z">
+        <w:r>
+          <w:rPr>
+            <w:rFonts w:ascii="Times New Roman" w:hAnsi="Times New Roman" w:cs="Times New Roman"/>
+          </w:rPr>
+          <w:delText>最新</w:delText>
+        </w:r>
+      </w:del>
+      <w:r>
+        <w:rPr>
+          <w:rFonts w:ascii="Times New Roman" w:hAnsi="Times New Roman" w:cs="Times New Roman"/>
+        </w:rPr>
+        <w:t>数据，截至</w:t>
       </w:r>
       <w:r>
         <w:rPr>
@@ -7858,20 +8114,120 @@
         <w:rPr>
           <w:rFonts w:ascii="Times New Roman" w:hAnsi="Times New Roman" w:cs="Times New Roman"/>
         </w:rPr>
-        <w:t>亿，日均产生超</w:t>
-      </w:r>
-      <w:r>
-        <w:rPr>
-          <w:rFonts w:ascii="Times New Roman" w:hAnsi="Times New Roman" w:cs="Times New Roman"/>
-        </w:rPr>
-        <w:t xml:space="preserve"> 5 </w:t>
-      </w:r>
-      <w:r>
-        <w:rPr>
-          <w:rFonts w:ascii="Times New Roman" w:hAnsi="Times New Roman" w:cs="Times New Roman"/>
-        </w:rPr>
-        <w:t>亿条文本数据，其中蕴含的社会舆论动态与情感倾向对公共治理、企业决策及社会风险预警具有重要价值</w:t>
-      </w:r>
+        <w:t>亿，日均产生</w:t>
+      </w:r>
+      <w:del w:id="32" w:author="Big Pigeon" w:date="2025-04-26T22:06:00Z" w16du:dateUtc="2025-04-26T14:06:00Z">
+        <w:r>
+          <w:rPr>
+            <w:rFonts w:ascii="Times New Roman" w:hAnsi="Times New Roman" w:cs="Times New Roman"/>
+          </w:rPr>
+          <w:delText>超</w:delText>
+        </w:r>
+        <w:r>
+          <w:rPr>
+            <w:rFonts w:ascii="Times New Roman" w:hAnsi="Times New Roman" w:cs="Times New Roman"/>
+          </w:rPr>
+          <w:delText xml:space="preserve"> 5 </w:delText>
+        </w:r>
+        <w:r>
+          <w:rPr>
+            <w:rFonts w:ascii="Times New Roman" w:hAnsi="Times New Roman" w:cs="Times New Roman"/>
+          </w:rPr>
+          <w:delText>亿条</w:delText>
+        </w:r>
+      </w:del>
+      <w:r>
+        <w:rPr>
+          <w:rFonts w:ascii="Times New Roman" w:hAnsi="Times New Roman" w:cs="Times New Roman"/>
+        </w:rPr>
+        <w:t>文本</w:t>
+      </w:r>
+      <w:proofErr w:type="gramStart"/>
+      <w:r>
+        <w:rPr>
+          <w:rFonts w:ascii="Times New Roman" w:hAnsi="Times New Roman" w:cs="Times New Roman"/>
+        </w:rPr>
+        <w:t>数据</w:t>
+      </w:r>
+      <w:ins w:id="33" w:author="Big Pigeon" w:date="2025-04-26T22:07:00Z" w16du:dateUtc="2025-04-26T14:07:00Z">
+        <w:r>
+          <w:rPr>
+            <w:rFonts w:ascii="Times New Roman" w:hAnsi="Times New Roman" w:cs="Times New Roman"/>
+          </w:rPr>
+          <w:t>超</w:t>
+        </w:r>
+        <w:proofErr w:type="gramEnd"/>
+        <w:r>
+          <w:rPr>
+            <w:rFonts w:ascii="Times New Roman" w:hAnsi="Times New Roman" w:cs="Times New Roman"/>
+          </w:rPr>
+          <w:t xml:space="preserve"> 5 </w:t>
+        </w:r>
+        <w:r>
+          <w:rPr>
+            <w:rFonts w:ascii="Times New Roman" w:hAnsi="Times New Roman" w:cs="Times New Roman"/>
+          </w:rPr>
+          <w:t>亿条</w:t>
+        </w:r>
+      </w:ins>
+      <w:r>
+        <w:rPr>
+          <w:rFonts w:ascii="Times New Roman" w:hAnsi="Times New Roman" w:cs="Times New Roman"/>
+        </w:rPr>
+        <w:t>，</w:t>
+      </w:r>
+      <w:ins w:id="34" w:author="Big Pigeon" w:date="2025-04-26T22:07:00Z" w16du:dateUtc="2025-04-26T14:07:00Z">
+        <w:r>
+          <w:rPr>
+            <w:rFonts w:ascii="Times New Roman" w:hAnsi="Times New Roman" w:cs="Times New Roman" w:hint="eastAsia"/>
+          </w:rPr>
+          <w:t>此类数据对公共治理决策、企业市场分析</w:t>
+        </w:r>
+        <w:r>
+          <w:rPr>
+            <w:rFonts w:ascii="Times New Roman" w:hAnsi="Times New Roman" w:cs="Times New Roman" w:hint="eastAsia"/>
+          </w:rPr>
+          <w:t>、</w:t>
+        </w:r>
+        <w:r>
+          <w:rPr>
+            <w:rFonts w:ascii="Times New Roman" w:hAnsi="Times New Roman" w:cs="Times New Roman" w:hint="eastAsia"/>
+          </w:rPr>
+          <w:t>社会风险预警</w:t>
+        </w:r>
+        <w:r>
+          <w:rPr>
+            <w:rFonts w:ascii="Times New Roman" w:hAnsi="Times New Roman" w:cs="Times New Roman" w:hint="eastAsia"/>
+          </w:rPr>
+          <w:t>等方面</w:t>
+        </w:r>
+        <w:r>
+          <w:rPr>
+            <w:rFonts w:ascii="Times New Roman" w:hAnsi="Times New Roman" w:cs="Times New Roman" w:hint="eastAsia"/>
+          </w:rPr>
+          <w:t>具有</w:t>
+        </w:r>
+        <w:r>
+          <w:rPr>
+            <w:rFonts w:ascii="Times New Roman" w:hAnsi="Times New Roman" w:cs="Times New Roman" w:hint="eastAsia"/>
+          </w:rPr>
+          <w:t>很好的</w:t>
+        </w:r>
+        <w:r>
+          <w:rPr>
+            <w:rFonts w:ascii="Times New Roman" w:hAnsi="Times New Roman" w:cs="Times New Roman" w:hint="eastAsia"/>
+          </w:rPr>
+          <w:t>参考价值</w:t>
+        </w:r>
+      </w:ins>
+      <w:del w:id="35" w:author="Big Pigeon" w:date="2025-04-26T22:07:00Z" w16du:dateUtc="2025-04-26T14:07:00Z">
+        <w:r>
+          <w:rPr>
+            <w:rFonts w:ascii="Times New Roman" w:hAnsi="Times New Roman" w:cs="Times New Roman"/>
+          </w:rPr>
+          <w:delText>其中蕴含的社会舆论动态与情感倾向对公共治理、企业决策及社会风险预警具有重要价值</w:delText>
+        </w:r>
+      </w:del>
       <w:r>
         <w:rPr>
           <w:rFonts w:ascii="Times New Roman" w:hAnsi="Times New Roman" w:cs="Times New Roman"/>
@@ -7922,11 +8278,145 @@
         <w:t>微博数据</w:t>
       </w:r>
       <w:proofErr w:type="gramEnd"/>
-      <w:r>
-        <w:rPr>
-          <w:rFonts w:ascii="Times New Roman" w:hAnsi="Times New Roman" w:cs="Times New Roman"/>
-        </w:rPr>
-        <w:t>的海量性、碎片化及语义复杂性导致传统舆情分析方法面临处理效率低、情感识别精度不足等瓶颈，例如网络用语的模糊性和讽刺语境的识别难题，需要结合深度学习技术提升语义理解能力。</w:t>
+      <w:ins w:id="36" w:author="Big Pigeon" w:date="2025-04-26T22:08:00Z" w16du:dateUtc="2025-04-26T14:08:00Z">
+        <w:r>
+          <w:rPr>
+            <w:rFonts w:ascii="Times New Roman" w:hAnsi="Times New Roman" w:cs="Times New Roman" w:hint="eastAsia"/>
+          </w:rPr>
+          <w:t>通常具有</w:t>
+        </w:r>
+      </w:ins>
+      <w:del w:id="37" w:author="Big Pigeon" w:date="2025-04-26T22:08:00Z" w16du:dateUtc="2025-04-26T14:08:00Z">
+        <w:r>
+          <w:rPr>
+            <w:rFonts w:ascii="Times New Roman" w:hAnsi="Times New Roman" w:cs="Times New Roman"/>
+          </w:rPr>
+          <w:delText>的</w:delText>
+        </w:r>
+      </w:del>
+      <w:r>
+        <w:rPr>
+          <w:rFonts w:ascii="Times New Roman" w:hAnsi="Times New Roman" w:cs="Times New Roman"/>
+        </w:rPr>
+        <w:t>海量性、碎片化</w:t>
+      </w:r>
+      <w:ins w:id="38" w:author="Big Pigeon" w:date="2025-04-26T22:08:00Z" w16du:dateUtc="2025-04-26T14:08:00Z">
+        <w:r>
+          <w:rPr>
+            <w:rFonts w:ascii="Times New Roman" w:hAnsi="Times New Roman" w:cs="Times New Roman" w:hint="eastAsia"/>
+          </w:rPr>
+          <w:t>、</w:t>
+        </w:r>
+      </w:ins>
+      <w:del w:id="39" w:author="Big Pigeon" w:date="2025-04-26T22:08:00Z" w16du:dateUtc="2025-04-26T14:08:00Z">
+        <w:r>
+          <w:rPr>
+            <w:rFonts w:ascii="Times New Roman" w:hAnsi="Times New Roman" w:cs="Times New Roman"/>
+          </w:rPr>
+          <w:delText>及</w:delText>
+        </w:r>
+      </w:del>
+      <w:r>
+        <w:rPr>
+          <w:rFonts w:ascii="Times New Roman" w:hAnsi="Times New Roman" w:cs="Times New Roman"/>
+        </w:rPr>
+        <w:t>语义复杂性</w:t>
+      </w:r>
+      <w:ins w:id="40" w:author="Big Pigeon" w:date="2025-04-26T22:08:00Z" w16du:dateUtc="2025-04-26T14:08:00Z">
+        <w:r>
+          <w:rPr>
+            <w:rFonts w:ascii="Times New Roman" w:hAnsi="Times New Roman" w:cs="Times New Roman" w:hint="eastAsia"/>
+          </w:rPr>
+          <w:t>等特征，</w:t>
+        </w:r>
+      </w:ins>
+      <w:del w:id="41" w:author="Big Pigeon" w:date="2025-04-26T22:08:00Z" w16du:dateUtc="2025-04-26T14:08:00Z">
+        <w:r>
+          <w:rPr>
+            <w:rFonts w:ascii="Times New Roman" w:hAnsi="Times New Roman" w:cs="Times New Roman"/>
+          </w:rPr>
+          <w:delText>导致</w:delText>
+        </w:r>
+      </w:del>
+      <w:ins w:id="42" w:author="Big Pigeon" w:date="2025-04-26T22:09:00Z" w16du:dateUtc="2025-04-26T14:09:00Z">
+        <w:r>
+          <w:rPr>
+            <w:rFonts w:ascii="Times New Roman" w:hAnsi="Times New Roman" w:cs="Times New Roman" w:hint="eastAsia"/>
+          </w:rPr>
+          <w:t>而</w:t>
+        </w:r>
+      </w:ins>
+      <w:r>
+        <w:rPr>
+          <w:rFonts w:ascii="Times New Roman" w:hAnsi="Times New Roman" w:cs="Times New Roman"/>
+        </w:rPr>
+        <w:t>传统舆情分析方法</w:t>
+      </w:r>
+      <w:ins w:id="43" w:author="Big Pigeon" w:date="2025-04-26T22:09:00Z" w16du:dateUtc="2025-04-26T14:09:00Z">
+        <w:r>
+          <w:rPr>
+            <w:rFonts w:ascii="Times New Roman" w:hAnsi="Times New Roman" w:cs="Times New Roman" w:hint="eastAsia"/>
+          </w:rPr>
+          <w:t>在处理效率、语义识别精度上还有待提升</w:t>
+        </w:r>
+      </w:ins>
+      <w:del w:id="44" w:author="Big Pigeon" w:date="2025-04-26T22:09:00Z" w16du:dateUtc="2025-04-26T14:09:00Z">
+        <w:r>
+          <w:rPr>
+            <w:rFonts w:ascii="Times New Roman" w:hAnsi="Times New Roman" w:cs="Times New Roman"/>
+          </w:rPr>
+          <w:delText>面临处理效率低、情感识别精度不足等瓶颈</w:delText>
+        </w:r>
+      </w:del>
+      <w:r>
+        <w:rPr>
+          <w:rFonts w:ascii="Times New Roman" w:hAnsi="Times New Roman" w:cs="Times New Roman"/>
+        </w:rPr>
+        <w:t>，例如网络用语的模糊性</w:t>
+      </w:r>
+      <w:ins w:id="45" w:author="Big Pigeon" w:date="2025-04-26T22:10:00Z" w16du:dateUtc="2025-04-26T14:10:00Z">
+        <w:r>
+          <w:rPr>
+            <w:rFonts w:ascii="Times New Roman" w:hAnsi="Times New Roman" w:cs="Times New Roman" w:hint="eastAsia"/>
+          </w:rPr>
+          <w:t>、</w:t>
+        </w:r>
+      </w:ins>
+      <w:del w:id="46" w:author="Big Pigeon" w:date="2025-04-26T22:10:00Z" w16du:dateUtc="2025-04-26T14:10:00Z">
+        <w:r>
+          <w:rPr>
+            <w:rFonts w:ascii="Times New Roman" w:hAnsi="Times New Roman" w:cs="Times New Roman"/>
+          </w:rPr>
+          <w:delText>和</w:delText>
+        </w:r>
+      </w:del>
+      <w:r>
+        <w:rPr>
+          <w:rFonts w:ascii="Times New Roman" w:hAnsi="Times New Roman" w:cs="Times New Roman"/>
+        </w:rPr>
+        <w:t>讽刺语境的识别</w:t>
+      </w:r>
+      <w:ins w:id="47" w:author="Big Pigeon" w:date="2025-04-26T22:10:00Z" w16du:dateUtc="2025-04-26T14:10:00Z">
+        <w:r>
+          <w:rPr>
+            <w:rFonts w:ascii="Times New Roman" w:hAnsi="Times New Roman" w:cs="Times New Roman" w:hint="eastAsia"/>
+          </w:rPr>
+          <w:t>问题等</w:t>
+        </w:r>
+      </w:ins>
+      <w:del w:id="48" w:author="Big Pigeon" w:date="2025-04-26T22:10:00Z" w16du:dateUtc="2025-04-26T14:10:00Z">
+        <w:r>
+          <w:rPr>
+            <w:rFonts w:ascii="Times New Roman" w:hAnsi="Times New Roman" w:cs="Times New Roman"/>
+          </w:rPr>
+          <w:delText>难题</w:delText>
+        </w:r>
+      </w:del>
+      <w:r>
+        <w:rPr>
+          <w:rFonts w:ascii="Times New Roman" w:hAnsi="Times New Roman" w:cs="Times New Roman"/>
+        </w:rPr>
+        <w:t>，需要结合深度学习技术提升语义理解能力。</w:t>
       </w:r>
     </w:p>
     <w:p>
@@ -7936,25 +8426,19 @@
           <w:rFonts w:ascii="Times New Roman" w:hAnsi="Times New Roman" w:cs="Times New Roman"/>
         </w:rPr>
       </w:pPr>
-      <w:r>
-        <w:rPr>
-          <w:rFonts w:ascii="Times New Roman" w:hAnsi="Times New Roman" w:cs="Times New Roman"/>
-        </w:rPr>
-        <w:t>正是由于</w:t>
-      </w:r>
-      <w:proofErr w:type="gramStart"/>
-      <w:r>
-        <w:rPr>
-          <w:rFonts w:ascii="Times New Roman" w:hAnsi="Times New Roman" w:cs="Times New Roman"/>
-        </w:rPr>
-        <w:t>微博数据</w:t>
-      </w:r>
-      <w:proofErr w:type="gramEnd"/>
-      <w:r>
-        <w:rPr>
-          <w:rFonts w:ascii="Times New Roman" w:hAnsi="Times New Roman" w:cs="Times New Roman"/>
-        </w:rPr>
-        <w:t>所蕴含的重要价值，舆情监测系统的构建显得尤为关键。舆情监测系统通过</w:t>
+      <w:del w:id="49" w:author="Big Pigeon" w:date="2025-04-26T22:10:00Z" w16du:dateUtc="2025-04-26T14:10:00Z">
+        <w:r>
+          <w:rPr>
+            <w:rFonts w:ascii="Times New Roman" w:hAnsi="Times New Roman" w:cs="Times New Roman"/>
+          </w:rPr>
+          <w:delText>正是由于微博数据所蕴含的重要价值，舆情监测系统的构建显得尤为关键。</w:delText>
+        </w:r>
+      </w:del>
+      <w:r>
+        <w:rPr>
+          <w:rFonts w:ascii="Times New Roman" w:hAnsi="Times New Roman" w:cs="Times New Roman"/>
+        </w:rPr>
+        <w:t>舆情监测系统通过</w:t>
       </w:r>
       <w:proofErr w:type="gramStart"/>
       <w:r>
@@ -8246,14 +8730,14 @@
         <w:rPr>
           <w:rFonts w:ascii="Times New Roman" w:hAnsi="Times New Roman" w:cs="Times New Roman"/>
         </w:rPr>
-        <w:t>深度学习模型以提升情感分类精度，结合用户历史发言特征对语义倾向进行个性化微调，增强了特定语境下的分析能力。此外，系统构建了预警模块，通过设定敏感词阈值动态监测舆情变化，能够在情绪极化初现时及时预警，具备一定的干预与管理能力，适用于公共治理与企业舆情管理等实际场景。尽管系统在多项任务中表现出良好的适应性与</w:t>
+        <w:t>深度学习模型以提升情感分类精度，结合用户历史发言特</w:t>
       </w:r>
       <w:r>
         <w:rPr>
           <w:rFonts w:ascii="Times New Roman" w:hAnsi="Times New Roman" w:cs="Times New Roman"/>
         </w:rPr>
         <w:lastRenderedPageBreak/>
-        <w:t>效果，但仍存在若干技术瓶颈。例如，对网络用语、讽刺表达等非字面语义的识别能力仍显不足，情感分类模型在面对非线性舆情演变过程时的泛化能力亦有待提升。</w:t>
+        <w:t>征对语义倾向进行个性化微调，增强了特定语境下的分析能力。此外，系统构建了预警模块，通过设定敏感词阈值动态监测舆情变化，能够在情绪极化初现时及时预警，具备一定的干预与管理能力，适用于公共治理与企业舆情管理等实际场景。尽管系统在多项任务中表现出良好的适应性与效果，但仍存在若干技术瓶颈。例如，对网络用语、讽刺表达等非字面语义的识别能力仍显不足，情感分类模型在面对非线性舆情演变过程时的泛化能力亦有待提升。</w:t>
       </w:r>
     </w:p>
     <w:p>
@@ -8271,14 +8755,14 @@
           <w:rFonts w:ascii="Times New Roman" w:hAnsi="Times New Roman" w:cs="Times New Roman"/>
         </w:rPr>
       </w:pPr>
-      <w:bookmarkStart w:id="9" w:name="_Toc196418436"/>
+      <w:bookmarkStart w:id="50" w:name="_Toc196418436"/>
       <w:r>
         <w:rPr>
           <w:rFonts w:ascii="Times New Roman" w:hAnsi="Times New Roman" w:cs="Times New Roman"/>
         </w:rPr>
         <w:t>国内外研究现状</w:t>
       </w:r>
-      <w:bookmarkEnd w:id="9"/>
+      <w:bookmarkEnd w:id="50"/>
     </w:p>
     <w:p>
       <w:pPr>
@@ -9347,20 +9831,21 @@
           <w:rFonts w:ascii="Times New Roman" w:hAnsi="Times New Roman" w:cs="Times New Roman"/>
         </w:rPr>
       </w:pPr>
-      <w:bookmarkStart w:id="10" w:name="_Toc196418437"/>
-      <w:bookmarkStart w:id="11" w:name="_Toc218767022"/>
-      <w:bookmarkStart w:id="12" w:name="_Toc36193140"/>
-      <w:r>
-        <w:rPr>
-          <w:rFonts w:ascii="Times New Roman" w:hAnsi="Times New Roman" w:cs="Times New Roman"/>
-        </w:rPr>
+      <w:bookmarkStart w:id="51" w:name="_Toc196418437"/>
+      <w:bookmarkStart w:id="52" w:name="_Toc218767022"/>
+      <w:bookmarkStart w:id="53" w:name="_Toc36193140"/>
+      <w:r>
+        <w:rPr>
+          <w:rFonts w:ascii="Times New Roman" w:hAnsi="Times New Roman" w:cs="Times New Roman"/>
+        </w:rPr>
+        <w:lastRenderedPageBreak/>
         <w:t>论文主要工作</w:t>
       </w:r>
-      <w:bookmarkStart w:id="13" w:name="_Toc67804967"/>
-      <w:bookmarkStart w:id="14" w:name="_Toc67103619"/>
-      <w:bookmarkEnd w:id="10"/>
-      <w:bookmarkEnd w:id="11"/>
-      <w:bookmarkEnd w:id="12"/>
+      <w:bookmarkStart w:id="54" w:name="_Toc67804967"/>
+      <w:bookmarkStart w:id="55" w:name="_Toc67103619"/>
+      <w:bookmarkEnd w:id="51"/>
+      <w:bookmarkEnd w:id="52"/>
+      <w:bookmarkEnd w:id="53"/>
     </w:p>
     <w:p>
       <w:pPr>
@@ -9411,14 +9896,7 @@
         <w:rPr>
           <w:rFonts w:ascii="Times New Roman" w:hAnsi="Times New Roman" w:cs="Times New Roman"/>
         </w:rPr>
-        <w:t>分布式任务队列，模拟浏览</w:t>
-      </w:r>
-      <w:r>
-        <w:rPr>
-          <w:rFonts w:ascii="Times New Roman" w:hAnsi="Times New Roman" w:cs="Times New Roman"/>
-        </w:rPr>
-        <w:lastRenderedPageBreak/>
-        <w:t>器行为绕过</w:t>
+        <w:t>分布式任务队列，模拟浏览器行为绕过</w:t>
       </w:r>
       <w:proofErr w:type="gramStart"/>
       <w:r>
@@ -9592,20 +10070,20 @@
           <w:rFonts w:ascii="Times New Roman" w:hAnsi="Times New Roman" w:cs="Times New Roman"/>
         </w:rPr>
       </w:pPr>
-      <w:bookmarkStart w:id="15" w:name="_Toc218767023"/>
-      <w:bookmarkStart w:id="16" w:name="_Toc36193141"/>
-      <w:bookmarkStart w:id="17" w:name="_Toc196418438"/>
+      <w:bookmarkStart w:id="56" w:name="_Toc218767023"/>
+      <w:bookmarkStart w:id="57" w:name="_Toc36193141"/>
+      <w:bookmarkStart w:id="58" w:name="_Toc196418438"/>
       <w:r>
         <w:rPr>
           <w:rFonts w:ascii="Times New Roman" w:hAnsi="Times New Roman" w:cs="Times New Roman"/>
         </w:rPr>
         <w:t>论文组织与结构</w:t>
       </w:r>
-      <w:bookmarkEnd w:id="13"/>
-      <w:bookmarkEnd w:id="14"/>
-      <w:bookmarkEnd w:id="15"/>
-      <w:bookmarkEnd w:id="16"/>
-      <w:bookmarkEnd w:id="17"/>
+      <w:bookmarkEnd w:id="54"/>
+      <w:bookmarkEnd w:id="55"/>
+      <w:bookmarkEnd w:id="56"/>
+      <w:bookmarkEnd w:id="57"/>
+      <w:bookmarkEnd w:id="58"/>
     </w:p>
     <w:p>
       <w:pPr>
@@ -9879,12 +10357,12 @@
         </w:rPr>
         <w:br w:type="page"/>
       </w:r>
-      <w:bookmarkStart w:id="18" w:name="_Toc196418439"/>
+      <w:bookmarkStart w:id="59" w:name="_Toc196418439"/>
       <w:r>
         <w:lastRenderedPageBreak/>
         <w:t>相关知识概述</w:t>
       </w:r>
-      <w:bookmarkEnd w:id="18"/>
+      <w:bookmarkEnd w:id="59"/>
     </w:p>
     <w:p>
       <w:pPr>
@@ -9893,7 +10371,7 @@
           <w:rFonts w:ascii="Times New Roman" w:hAnsi="Times New Roman" w:cs="Times New Roman"/>
         </w:rPr>
       </w:pPr>
-      <w:bookmarkStart w:id="19" w:name="_Toc196418440"/>
+      <w:bookmarkStart w:id="60" w:name="_Toc196418440"/>
       <w:r>
         <w:rPr>
           <w:rFonts w:ascii="Times New Roman" w:hAnsi="Times New Roman" w:cs="Times New Roman"/>
@@ -9906,7 +10384,7 @@
         </w:rPr>
         <w:t>框架概述</w:t>
       </w:r>
-      <w:bookmarkEnd w:id="19"/>
+      <w:bookmarkEnd w:id="60"/>
     </w:p>
     <w:p>
       <w:pPr>
@@ -10261,14 +10739,14 @@
           <w:rFonts w:ascii="Times New Roman" w:hAnsi="Times New Roman" w:cs="Times New Roman"/>
         </w:rPr>
       </w:pPr>
-      <w:bookmarkStart w:id="20" w:name="_Toc196418441"/>
+      <w:bookmarkStart w:id="61" w:name="_Toc196418441"/>
       <w:r>
         <w:rPr>
           <w:rFonts w:ascii="Times New Roman" w:hAnsi="Times New Roman" w:cs="Times New Roman"/>
         </w:rPr>
         <w:t>数据存储技术</w:t>
       </w:r>
-      <w:bookmarkEnd w:id="20"/>
+      <w:bookmarkEnd w:id="61"/>
     </w:p>
     <w:p>
       <w:pPr>
@@ -10596,14 +11074,14 @@
           <w:rFonts w:ascii="Times New Roman" w:hAnsi="Times New Roman" w:cs="Times New Roman"/>
         </w:rPr>
       </w:pPr>
-      <w:bookmarkStart w:id="21" w:name="_Toc196418442"/>
+      <w:bookmarkStart w:id="62" w:name="_Toc196418442"/>
       <w:r>
         <w:rPr>
           <w:rFonts w:ascii="Times New Roman" w:hAnsi="Times New Roman" w:cs="Times New Roman"/>
         </w:rPr>
         <w:t>舆情分析方法</w:t>
       </w:r>
-      <w:bookmarkEnd w:id="21"/>
+      <w:bookmarkEnd w:id="62"/>
     </w:p>
     <w:p>
       <w:pPr>
@@ -10689,7 +11167,7 @@
       <w:pPr>
         <w:pStyle w:val="a7"/>
         <w:rPr>
-          <w:rFonts w:ascii="Times New Roman" w:hAnsi="Times New Roman" w:cs="Times New Roman" w:hint="eastAsia"/>
+          <w:rFonts w:ascii="Times New Roman" w:hAnsi="Times New Roman" w:cs="Times New Roman"/>
           <w:shd w:val="clear" w:color="auto" w:fill="FCFCFC"/>
         </w:rPr>
       </w:pPr>
@@ -11178,7 +11656,7 @@
                 <w:szCs w:val="28"/>
               </w:rPr>
             </w:pPr>
-            <w:bookmarkStart w:id="22" w:name="_Ref169574524"/>
+            <w:bookmarkStart w:id="63" w:name="_Ref169574524"/>
             <w:r>
               <w:rPr>
                 <w:sz w:val="22"/>
@@ -11214,7 +11692,7 @@
               </w:rPr>
               <w:t>)</w:t>
             </w:r>
-            <w:bookmarkEnd w:id="22"/>
+            <w:bookmarkEnd w:id="63"/>
           </w:p>
         </w:tc>
       </w:tr>
@@ -11223,7 +11701,7 @@
       <w:pPr>
         <w:pStyle w:val="a7"/>
         <w:rPr>
-          <w:rFonts w:ascii="Times New Roman" w:hAnsi="Times New Roman" w:cs="Times New Roman" w:hint="eastAsia"/>
+          <w:rFonts w:ascii="Times New Roman" w:hAnsi="Times New Roman" w:cs="Times New Roman"/>
         </w:rPr>
       </w:pPr>
       <w:r>
@@ -11732,7 +12210,7 @@
       <w:pPr>
         <w:pStyle w:val="a7"/>
         <w:rPr>
-          <w:rFonts w:ascii="Times New Roman" w:hAnsi="Times New Roman" w:cs="Times New Roman" w:hint="eastAsia"/>
+          <w:rFonts w:ascii="Times New Roman" w:hAnsi="Times New Roman" w:cs="Times New Roman"/>
         </w:rPr>
       </w:pPr>
       <w:r>
@@ -12131,20 +12609,20 @@
           <w:rFonts w:ascii="Times New Roman" w:hAnsi="Times New Roman" w:cs="Times New Roman"/>
         </w:rPr>
       </w:pPr>
-      <w:bookmarkStart w:id="23" w:name="_Toc196418443"/>
+      <w:bookmarkStart w:id="64" w:name="_Toc196418443"/>
       <w:r>
         <w:rPr>
           <w:rFonts w:ascii="Times New Roman" w:hAnsi="Times New Roman" w:cs="Times New Roman"/>
         </w:rPr>
         <w:t>舆情预测方法</w:t>
       </w:r>
-      <w:bookmarkEnd w:id="23"/>
+      <w:bookmarkEnd w:id="64"/>
     </w:p>
     <w:p>
       <w:pPr>
         <w:pStyle w:val="a7"/>
         <w:rPr>
-          <w:rFonts w:ascii="Times New Roman" w:hAnsi="Times New Roman" w:cs="Times New Roman" w:hint="eastAsia"/>
+          <w:rFonts w:ascii="Times New Roman" w:hAnsi="Times New Roman" w:cs="Times New Roman"/>
         </w:rPr>
       </w:pPr>
       <w:r>
@@ -12850,7 +13328,7 @@
       <w:pPr>
         <w:pStyle w:val="a7"/>
         <w:rPr>
-          <w:rFonts w:ascii="Times New Roman" w:hAnsi="Times New Roman" w:cs="Times New Roman" w:hint="eastAsia"/>
+          <w:rFonts w:ascii="Times New Roman" w:hAnsi="Times New Roman" w:cs="Times New Roman"/>
         </w:rPr>
       </w:pPr>
       <w:r>
@@ -13231,14 +13709,14 @@
           <w:rFonts w:ascii="Times New Roman" w:hAnsi="Times New Roman" w:cs="Times New Roman"/>
         </w:rPr>
       </w:pPr>
-      <w:bookmarkStart w:id="24" w:name="_Toc196418444"/>
+      <w:bookmarkStart w:id="65" w:name="_Toc196418444"/>
       <w:r>
         <w:rPr>
           <w:rFonts w:ascii="Times New Roman" w:hAnsi="Times New Roman" w:cs="Times New Roman"/>
         </w:rPr>
         <w:t>本章小结</w:t>
       </w:r>
-      <w:bookmarkEnd w:id="24"/>
+      <w:bookmarkEnd w:id="65"/>
     </w:p>
     <w:p>
       <w:pPr>
@@ -13276,12 +13754,12 @@
         </w:rPr>
         <w:br w:type="page"/>
       </w:r>
-      <w:bookmarkStart w:id="25" w:name="_Toc196418445"/>
+      <w:bookmarkStart w:id="66" w:name="_Toc196418445"/>
       <w:r>
         <w:lastRenderedPageBreak/>
         <w:t>系统需求分析与可行性分析</w:t>
       </w:r>
-      <w:bookmarkEnd w:id="25"/>
+      <w:bookmarkEnd w:id="66"/>
     </w:p>
     <w:p>
       <w:pPr>
@@ -13290,14 +13768,14 @@
           <w:rFonts w:ascii="Times New Roman" w:hAnsi="Times New Roman" w:cs="Times New Roman"/>
         </w:rPr>
       </w:pPr>
-      <w:bookmarkStart w:id="26" w:name="_Toc196418446"/>
+      <w:bookmarkStart w:id="67" w:name="_Toc196418446"/>
       <w:r>
         <w:rPr>
           <w:rFonts w:ascii="Times New Roman" w:hAnsi="Times New Roman" w:cs="Times New Roman"/>
         </w:rPr>
         <w:t>可行性分析</w:t>
       </w:r>
-      <w:bookmarkEnd w:id="26"/>
+      <w:bookmarkEnd w:id="67"/>
     </w:p>
     <w:p>
       <w:pPr>
@@ -13306,14 +13784,14 @@
           <w:rFonts w:ascii="Times New Roman" w:hAnsi="Times New Roman"/>
         </w:rPr>
       </w:pPr>
-      <w:bookmarkStart w:id="27" w:name="_Toc196418447"/>
+      <w:bookmarkStart w:id="68" w:name="_Toc196418447"/>
       <w:r>
         <w:rPr>
           <w:rFonts w:ascii="Times New Roman" w:hAnsi="Times New Roman"/>
         </w:rPr>
         <w:t>技术可行性</w:t>
       </w:r>
-      <w:bookmarkEnd w:id="27"/>
+      <w:bookmarkEnd w:id="68"/>
     </w:p>
     <w:p>
       <w:pPr>
@@ -13588,14 +14066,14 @@
           <w:rFonts w:ascii="Times New Roman" w:hAnsi="Times New Roman"/>
         </w:rPr>
       </w:pPr>
-      <w:bookmarkStart w:id="28" w:name="_Toc196418448"/>
+      <w:bookmarkStart w:id="69" w:name="_Toc196418448"/>
       <w:r>
         <w:rPr>
           <w:rFonts w:ascii="Times New Roman" w:hAnsi="Times New Roman"/>
         </w:rPr>
         <w:t>经济可行性</w:t>
       </w:r>
-      <w:bookmarkEnd w:id="28"/>
+      <w:bookmarkEnd w:id="69"/>
     </w:p>
     <w:p>
       <w:pPr>
@@ -13766,14 +14244,14 @@
           <w:rFonts w:ascii="Times New Roman" w:hAnsi="Times New Roman"/>
         </w:rPr>
       </w:pPr>
-      <w:bookmarkStart w:id="29" w:name="_Toc196418449"/>
+      <w:bookmarkStart w:id="70" w:name="_Toc196418449"/>
       <w:r>
         <w:rPr>
           <w:rFonts w:ascii="Times New Roman" w:hAnsi="Times New Roman"/>
         </w:rPr>
         <w:t>操作可行性</w:t>
       </w:r>
-      <w:bookmarkEnd w:id="29"/>
+      <w:bookmarkEnd w:id="70"/>
     </w:p>
     <w:p>
       <w:pPr>
@@ -13930,7 +14408,7 @@
           <w:rFonts w:ascii="Times New Roman" w:hAnsi="Times New Roman" w:cs="Times New Roman"/>
         </w:rPr>
       </w:pPr>
-      <w:bookmarkStart w:id="30" w:name="_Toc196418450"/>
+      <w:bookmarkStart w:id="71" w:name="_Toc196418450"/>
       <w:r>
         <w:rPr>
           <w:rFonts w:ascii="Times New Roman" w:hAnsi="Times New Roman" w:cs="Times New Roman"/>
@@ -13938,7 +14416,7 @@
         <w:lastRenderedPageBreak/>
         <w:t>需求分析</w:t>
       </w:r>
-      <w:bookmarkEnd w:id="30"/>
+      <w:bookmarkEnd w:id="71"/>
     </w:p>
     <w:p>
       <w:pPr>
@@ -13947,14 +14425,14 @@
           <w:rFonts w:ascii="Times New Roman" w:hAnsi="Times New Roman"/>
         </w:rPr>
       </w:pPr>
-      <w:bookmarkStart w:id="31" w:name="_Toc196418451"/>
+      <w:bookmarkStart w:id="72" w:name="_Toc196418451"/>
       <w:r>
         <w:rPr>
           <w:rFonts w:ascii="Times New Roman" w:hAnsi="Times New Roman"/>
         </w:rPr>
         <w:t>功能需求</w:t>
       </w:r>
-      <w:bookmarkEnd w:id="31"/>
+      <w:bookmarkEnd w:id="72"/>
     </w:p>
     <w:p>
       <w:pPr>
@@ -14337,14 +14815,14 @@
           <w:rFonts w:ascii="Times New Roman" w:hAnsi="Times New Roman"/>
         </w:rPr>
       </w:pPr>
-      <w:bookmarkStart w:id="32" w:name="_Toc196418452"/>
+      <w:bookmarkStart w:id="73" w:name="_Toc196418452"/>
       <w:r>
         <w:rPr>
           <w:rFonts w:ascii="Times New Roman" w:hAnsi="Times New Roman"/>
         </w:rPr>
         <w:t>非功能需求</w:t>
       </w:r>
-      <w:bookmarkEnd w:id="32"/>
+      <w:bookmarkEnd w:id="73"/>
     </w:p>
     <w:p>
       <w:pPr>
@@ -14657,7 +15135,7 @@
           <w:rFonts w:ascii="Times New Roman" w:hAnsi="Times New Roman" w:cs="Times New Roman"/>
         </w:rPr>
       </w:pPr>
-      <w:bookmarkStart w:id="33" w:name="_Toc196418453"/>
+      <w:bookmarkStart w:id="74" w:name="_Toc196418453"/>
       <w:r>
         <w:rPr>
           <w:rFonts w:ascii="Times New Roman" w:hAnsi="Times New Roman" w:cs="Times New Roman"/>
@@ -14665,7 +15143,7 @@
         <w:lastRenderedPageBreak/>
         <w:t>本章小结</w:t>
       </w:r>
-      <w:bookmarkEnd w:id="33"/>
+      <w:bookmarkEnd w:id="74"/>
     </w:p>
     <w:p>
       <w:pPr>
@@ -14706,12 +15184,12 @@
       <w:pPr>
         <w:pStyle w:val="1"/>
       </w:pPr>
-      <w:bookmarkStart w:id="34" w:name="_Toc196418454"/>
+      <w:bookmarkStart w:id="75" w:name="_Toc196418454"/>
       <w:r>
         <w:lastRenderedPageBreak/>
         <w:t>系统总体设计</w:t>
       </w:r>
-      <w:bookmarkEnd w:id="34"/>
+      <w:bookmarkEnd w:id="75"/>
     </w:p>
     <w:p>
       <w:pPr>
@@ -14720,20 +15198,20 @@
           <w:rFonts w:ascii="Times New Roman" w:hAnsi="Times New Roman" w:cs="Times New Roman"/>
         </w:rPr>
       </w:pPr>
-      <w:bookmarkStart w:id="35" w:name="_Toc196418455"/>
+      <w:bookmarkStart w:id="76" w:name="_Toc196418455"/>
       <w:r>
         <w:rPr>
           <w:rFonts w:ascii="Times New Roman" w:hAnsi="Times New Roman" w:cs="Times New Roman"/>
         </w:rPr>
         <w:t>设计目标</w:t>
       </w:r>
-      <w:bookmarkEnd w:id="35"/>
+      <w:bookmarkEnd w:id="76"/>
     </w:p>
     <w:p>
       <w:pPr>
         <w:pStyle w:val="a7"/>
         <w:rPr>
-          <w:rFonts w:ascii="Times New Roman" w:hAnsi="Times New Roman" w:cs="Times New Roman" w:hint="eastAsia"/>
+          <w:rFonts w:ascii="Times New Roman" w:hAnsi="Times New Roman" w:cs="Times New Roman"/>
         </w:rPr>
       </w:pPr>
       <w:r>
@@ -14792,7 +15270,7 @@
           <w:rFonts w:ascii="Times New Roman" w:hAnsi="Times New Roman" w:cs="Times New Roman"/>
         </w:rPr>
       </w:pPr>
-      <w:bookmarkStart w:id="36" w:name="_Toc196418456"/>
+      <w:bookmarkStart w:id="77" w:name="_Toc196418456"/>
       <w:r>
         <w:rPr>
           <w:rFonts w:ascii="Times New Roman" w:hAnsi="Times New Roman" w:cs="Times New Roman" w:hint="eastAsia"/>
@@ -14805,7 +15283,7 @@
         </w:rPr>
         <w:t>系统架构设计</w:t>
       </w:r>
-      <w:bookmarkEnd w:id="36"/>
+      <w:bookmarkEnd w:id="77"/>
     </w:p>
     <w:p>
       <w:pPr>
@@ -15002,7 +15480,7 @@
           <w:rFonts w:ascii="Times New Roman" w:hAnsi="Times New Roman"/>
         </w:rPr>
       </w:pPr>
-      <w:bookmarkStart w:id="37" w:name="_Toc196418458"/>
+      <w:bookmarkStart w:id="78" w:name="_Toc196418458"/>
       <w:r>
         <w:rPr>
           <w:rFonts w:ascii="Times New Roman" w:hAnsi="Times New Roman"/>
@@ -15015,7 +15493,7 @@
         </w:rPr>
         <w:t>服务运行结构</w:t>
       </w:r>
-      <w:bookmarkEnd w:id="37"/>
+      <w:bookmarkEnd w:id="78"/>
     </w:p>
     <w:p>
       <w:pPr>
@@ -15064,14 +15542,14 @@
           <w:rFonts w:ascii="Times New Roman" w:hAnsi="Times New Roman" w:cs="Times New Roman"/>
         </w:rPr>
       </w:pPr>
-      <w:bookmarkStart w:id="38" w:name="_Toc196418459"/>
+      <w:bookmarkStart w:id="79" w:name="_Toc196418459"/>
       <w:r>
         <w:rPr>
           <w:rFonts w:ascii="Times New Roman" w:hAnsi="Times New Roman" w:cs="Times New Roman"/>
         </w:rPr>
         <w:t>数据库设计</w:t>
       </w:r>
-      <w:bookmarkEnd w:id="38"/>
+      <w:bookmarkEnd w:id="79"/>
     </w:p>
     <w:p>
       <w:pPr>
@@ -15080,14 +15558,14 @@
           <w:rFonts w:ascii="Times New Roman" w:hAnsi="Times New Roman"/>
         </w:rPr>
       </w:pPr>
-      <w:bookmarkStart w:id="39" w:name="_Toc196418460"/>
+      <w:bookmarkStart w:id="80" w:name="_Toc196418460"/>
       <w:r>
         <w:rPr>
           <w:rFonts w:ascii="Times New Roman" w:hAnsi="Times New Roman"/>
         </w:rPr>
         <w:t>数据库选择</w:t>
       </w:r>
-      <w:bookmarkEnd w:id="39"/>
+      <w:bookmarkEnd w:id="80"/>
     </w:p>
     <w:p>
       <w:pPr>
@@ -15146,14 +15624,14 @@
           <w:rFonts w:ascii="Times New Roman" w:hAnsi="Times New Roman"/>
         </w:rPr>
       </w:pPr>
-      <w:bookmarkStart w:id="40" w:name="_Toc196418461"/>
+      <w:bookmarkStart w:id="81" w:name="_Toc196418461"/>
       <w:r>
         <w:rPr>
           <w:rFonts w:ascii="Times New Roman" w:hAnsi="Times New Roman"/>
         </w:rPr>
         <w:t>数据库模型</w:t>
       </w:r>
-      <w:bookmarkEnd w:id="40"/>
+      <w:bookmarkEnd w:id="81"/>
     </w:p>
     <w:p>
       <w:pPr>
@@ -16379,14 +16857,14 @@
           <w:rFonts w:ascii="Times New Roman" w:hAnsi="Times New Roman"/>
         </w:rPr>
       </w:pPr>
-      <w:bookmarkStart w:id="41" w:name="_Toc196418462"/>
+      <w:bookmarkStart w:id="82" w:name="_Toc196418462"/>
       <w:r>
         <w:rPr>
           <w:rFonts w:ascii="Times New Roman" w:hAnsi="Times New Roman"/>
         </w:rPr>
         <w:t>数据库存储与管理优化策略</w:t>
       </w:r>
-      <w:bookmarkEnd w:id="41"/>
+      <w:bookmarkEnd w:id="82"/>
     </w:p>
     <w:p>
       <w:pPr>
@@ -16406,7 +16884,7 @@
           <w:rFonts w:ascii="Times New Roman" w:hAnsi="Times New Roman" w:cs="Times New Roman"/>
         </w:rPr>
       </w:pPr>
-      <w:bookmarkStart w:id="42" w:name="_Toc196418463"/>
+      <w:bookmarkStart w:id="83" w:name="_Toc196418463"/>
       <w:r>
         <w:rPr>
           <w:rFonts w:ascii="Times New Roman" w:hAnsi="Times New Roman" w:cs="Times New Roman"/>
@@ -16425,7 +16903,7 @@
         </w:rPr>
         <w:t>设计</w:t>
       </w:r>
-      <w:bookmarkEnd w:id="42"/>
+      <w:bookmarkEnd w:id="83"/>
     </w:p>
     <w:p>
       <w:pPr>
@@ -16496,14 +16974,14 @@
           <w:rFonts w:ascii="Times New Roman" w:hAnsi="Times New Roman"/>
         </w:rPr>
       </w:pPr>
-      <w:bookmarkStart w:id="43" w:name="_Toc196418464"/>
+      <w:bookmarkStart w:id="84" w:name="_Toc196418464"/>
       <w:r>
         <w:rPr>
           <w:rFonts w:ascii="Times New Roman" w:hAnsi="Times New Roman"/>
         </w:rPr>
         <w:t>用户管理接口</w:t>
       </w:r>
-      <w:bookmarkEnd w:id="43"/>
+      <w:bookmarkEnd w:id="84"/>
     </w:p>
     <w:p>
       <w:pPr>
@@ -16769,14 +17247,14 @@
           <w:rFonts w:ascii="Times New Roman" w:hAnsi="Times New Roman"/>
         </w:rPr>
       </w:pPr>
-      <w:bookmarkStart w:id="44" w:name="_Toc196418465"/>
+      <w:bookmarkStart w:id="85" w:name="_Toc196418465"/>
       <w:r>
         <w:rPr>
           <w:rFonts w:ascii="Times New Roman" w:hAnsi="Times New Roman"/>
         </w:rPr>
         <w:t>搜索接口</w:t>
       </w:r>
-      <w:bookmarkEnd w:id="44"/>
+      <w:bookmarkEnd w:id="85"/>
     </w:p>
     <w:p>
       <w:pPr>
@@ -17391,14 +17869,14 @@
           <w:rFonts w:ascii="Times New Roman" w:hAnsi="Times New Roman"/>
         </w:rPr>
       </w:pPr>
-      <w:bookmarkStart w:id="45" w:name="_Toc196418466"/>
+      <w:bookmarkStart w:id="86" w:name="_Toc196418466"/>
       <w:r>
         <w:rPr>
           <w:rFonts w:ascii="Times New Roman" w:hAnsi="Times New Roman"/>
         </w:rPr>
         <w:t>数据分析接口</w:t>
       </w:r>
-      <w:bookmarkEnd w:id="45"/>
+      <w:bookmarkEnd w:id="86"/>
     </w:p>
     <w:p>
       <w:pPr>
@@ -18266,14 +18744,14 @@
           <w:rFonts w:ascii="Times New Roman" w:hAnsi="Times New Roman"/>
         </w:rPr>
       </w:pPr>
-      <w:bookmarkStart w:id="46" w:name="_Toc196418467"/>
+      <w:bookmarkStart w:id="87" w:name="_Toc196418467"/>
       <w:r>
         <w:rPr>
           <w:rFonts w:ascii="Times New Roman" w:hAnsi="Times New Roman"/>
         </w:rPr>
         <w:t>预测分析接口</w:t>
       </w:r>
-      <w:bookmarkEnd w:id="46"/>
+      <w:bookmarkEnd w:id="87"/>
     </w:p>
     <w:p>
       <w:pPr>
@@ -18583,14 +19061,14 @@
           <w:rFonts w:ascii="Times New Roman" w:hAnsi="Times New Roman" w:cs="Times New Roman"/>
         </w:rPr>
       </w:pPr>
-      <w:bookmarkStart w:id="47" w:name="_Toc196418468"/>
+      <w:bookmarkStart w:id="88" w:name="_Toc196418468"/>
       <w:r>
         <w:rPr>
           <w:rFonts w:ascii="Times New Roman" w:hAnsi="Times New Roman" w:cs="Times New Roman"/>
         </w:rPr>
         <w:t>功能设计</w:t>
       </w:r>
-      <w:bookmarkEnd w:id="47"/>
+      <w:bookmarkEnd w:id="88"/>
     </w:p>
     <w:p>
       <w:pPr>
@@ -19139,14 +19617,14 @@
           <w:rFonts w:ascii="Times New Roman" w:hAnsi="Times New Roman" w:cs="Times New Roman"/>
         </w:rPr>
       </w:pPr>
-      <w:bookmarkStart w:id="48" w:name="_Toc196418469"/>
+      <w:bookmarkStart w:id="89" w:name="_Toc196418469"/>
       <w:r>
         <w:rPr>
           <w:rFonts w:ascii="Times New Roman" w:hAnsi="Times New Roman" w:cs="Times New Roman"/>
         </w:rPr>
         <w:t>本章小结</w:t>
       </w:r>
-      <w:bookmarkEnd w:id="48"/>
+      <w:bookmarkEnd w:id="89"/>
     </w:p>
     <w:p>
       <w:pPr>
@@ -19191,12 +19669,12 @@
       <w:pPr>
         <w:pStyle w:val="1"/>
       </w:pPr>
-      <w:bookmarkStart w:id="49" w:name="_Toc196418470"/>
+      <w:bookmarkStart w:id="90" w:name="_Toc196418470"/>
       <w:r>
         <w:lastRenderedPageBreak/>
         <w:t>系统详细设计实现</w:t>
       </w:r>
-      <w:bookmarkEnd w:id="49"/>
+      <w:bookmarkEnd w:id="90"/>
     </w:p>
     <w:p>
       <w:pPr>
@@ -19314,14 +19792,14 @@
           <w:rFonts w:ascii="Times New Roman" w:hAnsi="Times New Roman" w:cs="Times New Roman"/>
         </w:rPr>
       </w:pPr>
-      <w:bookmarkStart w:id="50" w:name="_Toc196418471"/>
+      <w:bookmarkStart w:id="91" w:name="_Toc196418471"/>
       <w:r>
         <w:rPr>
           <w:rFonts w:ascii="Times New Roman" w:hAnsi="Times New Roman" w:cs="Times New Roman"/>
         </w:rPr>
         <w:t>用户认证控制模块实现</w:t>
       </w:r>
-      <w:bookmarkEnd w:id="50"/>
+      <w:bookmarkEnd w:id="91"/>
     </w:p>
     <w:p>
       <w:pPr>
@@ -19587,7 +20065,7 @@
       <w:pPr>
         <w:pStyle w:val="a7"/>
         <w:rPr>
-          <w:rFonts w:ascii="Times New Roman" w:hAnsi="Times New Roman" w:cs="Times New Roman" w:hint="eastAsia"/>
+          <w:rFonts w:ascii="Times New Roman" w:hAnsi="Times New Roman" w:cs="Times New Roman"/>
         </w:rPr>
       </w:pPr>
       <w:r>
@@ -21300,7 +21778,7 @@
           <w:rFonts w:ascii="Times New Roman" w:hAnsi="Times New Roman" w:cs="Times New Roman"/>
         </w:rPr>
       </w:pPr>
-      <w:bookmarkStart w:id="51" w:name="_Ref196524648"/>
+      <w:bookmarkStart w:id="92" w:name="_Ref196524648"/>
       <w:r>
         <w:rPr>
           <w:rFonts w:ascii="Times New Roman" w:hAnsi="Times New Roman" w:cs="Times New Roman"/>
@@ -21385,7 +21863,7 @@
         </w:rPr>
         <w:fldChar w:fldCharType="end"/>
       </w:r>
-      <w:bookmarkEnd w:id="51"/>
+      <w:bookmarkEnd w:id="92"/>
       <w:r>
         <w:rPr>
           <w:rFonts w:ascii="Times New Roman" w:hAnsi="Times New Roman" w:cs="Times New Roman"/>
@@ -21400,7 +21878,7 @@
           <w:rFonts w:ascii="Times New Roman" w:hAnsi="Times New Roman" w:cs="Times New Roman"/>
         </w:rPr>
       </w:pPr>
-      <w:bookmarkStart w:id="52" w:name="_Toc196418472"/>
+      <w:bookmarkStart w:id="93" w:name="_Toc196418472"/>
       <w:proofErr w:type="gramStart"/>
       <w:r>
         <w:rPr>
@@ -21415,7 +21893,7 @@
         </w:rPr>
         <w:t>爬虫模块实现</w:t>
       </w:r>
-      <w:bookmarkEnd w:id="52"/>
+      <w:bookmarkEnd w:id="93"/>
     </w:p>
     <w:p>
       <w:pPr>
@@ -24032,7 +24510,7 @@
           <w:rFonts w:ascii="Times New Roman" w:hAnsi="Times New Roman" w:cs="Times New Roman"/>
         </w:rPr>
       </w:pPr>
-      <w:bookmarkStart w:id="53" w:name="_Ref196089944"/>
+      <w:bookmarkStart w:id="94" w:name="_Ref196089944"/>
       <w:r>
         <w:rPr>
           <w:rFonts w:ascii="Times New Roman" w:hAnsi="Times New Roman" w:cs="Times New Roman"/>
@@ -24117,7 +24595,7 @@
         </w:rPr>
         <w:fldChar w:fldCharType="end"/>
       </w:r>
-      <w:bookmarkEnd w:id="53"/>
+      <w:bookmarkEnd w:id="94"/>
       <w:proofErr w:type="gramStart"/>
       <w:r>
         <w:rPr>
@@ -24140,7 +24618,7 @@
           <w:rFonts w:ascii="Times New Roman" w:hAnsi="Times New Roman" w:cs="Times New Roman"/>
         </w:rPr>
       </w:pPr>
-      <w:bookmarkStart w:id="54" w:name="_Toc196418473"/>
+      <w:bookmarkStart w:id="95" w:name="_Toc196418473"/>
       <w:r>
         <w:rPr>
           <w:rFonts w:ascii="Times New Roman" w:hAnsi="Times New Roman" w:cs="Times New Roman"/>
@@ -24148,7 +24626,7 @@
         <w:lastRenderedPageBreak/>
         <w:t>热度事件分析模块实现</w:t>
       </w:r>
-      <w:bookmarkEnd w:id="54"/>
+      <w:bookmarkEnd w:id="95"/>
     </w:p>
     <w:p>
       <w:pPr>
@@ -24257,16 +24735,16 @@
           <w:rFonts w:ascii="Times New Roman" w:hAnsi="Times New Roman"/>
         </w:rPr>
       </w:pPr>
-      <w:bookmarkStart w:id="55" w:name="_Ref196408268"/>
-      <w:bookmarkStart w:id="56" w:name="_Toc196418474"/>
+      <w:bookmarkStart w:id="96" w:name="_Ref196408268"/>
+      <w:bookmarkStart w:id="97" w:name="_Toc196418474"/>
       <w:r>
         <w:rPr>
           <w:rFonts w:ascii="Times New Roman" w:hAnsi="Times New Roman"/>
         </w:rPr>
         <w:t>热度事件得分计算</w:t>
       </w:r>
-      <w:bookmarkEnd w:id="55"/>
-      <w:bookmarkEnd w:id="56"/>
+      <w:bookmarkEnd w:id="96"/>
+      <w:bookmarkEnd w:id="97"/>
     </w:p>
     <w:p>
       <w:pPr>
@@ -26083,14 +26561,14 @@
           <w:rFonts w:ascii="Times New Roman" w:hAnsi="Times New Roman"/>
         </w:rPr>
       </w:pPr>
-      <w:bookmarkStart w:id="57" w:name="_Toc196418475"/>
+      <w:bookmarkStart w:id="98" w:name="_Toc196418475"/>
       <w:r>
         <w:rPr>
           <w:rFonts w:ascii="Times New Roman" w:hAnsi="Times New Roman"/>
         </w:rPr>
         <w:t>热门帖子分析与展示</w:t>
       </w:r>
-      <w:bookmarkEnd w:id="57"/>
+      <w:bookmarkEnd w:id="98"/>
     </w:p>
     <w:p>
       <w:pPr>
@@ -26318,14 +26796,14 @@
           <w:rFonts w:ascii="Times New Roman" w:hAnsi="Times New Roman" w:cs="Times New Roman"/>
         </w:rPr>
       </w:pPr>
-      <w:bookmarkStart w:id="58" w:name="_Toc196418476"/>
+      <w:bookmarkStart w:id="99" w:name="_Toc196418476"/>
       <w:r>
         <w:rPr>
           <w:rFonts w:ascii="Times New Roman" w:hAnsi="Times New Roman" w:cs="Times New Roman"/>
         </w:rPr>
         <w:t>舆情情感分析模块实现</w:t>
       </w:r>
-      <w:bookmarkEnd w:id="58"/>
+      <w:bookmarkEnd w:id="99"/>
     </w:p>
     <w:p>
       <w:pPr>
@@ -26391,7 +26869,7 @@
         </w:rPr>
         <w:t>在中文社交媒体场景下的情感分类准确率与分析效果，为舆情监测与趋势判断提供支持。</w:t>
       </w:r>
-      <w:bookmarkStart w:id="59" w:name="_Toc196418477"/>
+      <w:bookmarkStart w:id="100" w:name="_Toc196418477"/>
     </w:p>
     <w:p>
       <w:pPr>
@@ -26401,7 +26879,7 @@
         <w:lastRenderedPageBreak/>
         <w:t>情感分类实现</w:t>
       </w:r>
-      <w:bookmarkEnd w:id="59"/>
+      <w:bookmarkEnd w:id="100"/>
     </w:p>
     <w:p>
       <w:pPr>
@@ -26541,7 +27019,7 @@
         <w:pStyle w:val="a7"/>
         <w:ind w:firstLineChars="0"/>
         <w:rPr>
-          <w:rFonts w:ascii="Times New Roman" w:hAnsi="Times New Roman" w:cs="Times New Roman" w:hint="eastAsia"/>
+          <w:rFonts w:ascii="Times New Roman" w:hAnsi="Times New Roman" w:cs="Times New Roman"/>
         </w:rPr>
       </w:pPr>
       <w:r>
@@ -27085,7 +27563,7 @@
         <w:pStyle w:val="a7"/>
         <w:ind w:firstLineChars="0"/>
         <w:rPr>
-          <w:rFonts w:ascii="Times New Roman" w:hAnsi="Times New Roman" w:cs="Times New Roman" w:hint="eastAsia"/>
+          <w:rFonts w:ascii="Times New Roman" w:hAnsi="Times New Roman" w:cs="Times New Roman"/>
         </w:rPr>
       </w:pPr>
       <w:r>
@@ -27200,11 +27678,6 @@
             <w:vAlign w:val="center"/>
           </w:tcPr>
           <w:p>
-            <w:pPr>
-              <w:rPr>
-                <w:rFonts w:hint="eastAsia"/>
-              </w:rPr>
-            </w:pPr>
             <m:oMathPara>
               <m:oMath>
                 <m:r>
@@ -27484,7 +27957,7 @@
         <w:pStyle w:val="a7"/>
         <w:ind w:firstLineChars="0"/>
         <w:rPr>
-          <w:rFonts w:ascii="Times New Roman" w:hAnsi="Times New Roman" w:cs="Times New Roman" w:hint="eastAsia"/>
+          <w:rFonts w:ascii="Times New Roman" w:hAnsi="Times New Roman" w:cs="Times New Roman"/>
         </w:rPr>
       </w:pPr>
       <w:r>
@@ -27834,24 +28307,14 @@
               </w:rPr>
               <w:t>(</w:t>
             </w:r>
-            <w:r>
-              <w:fldChar w:fldCharType="begin"/>
-            </w:r>
-            <w:r>
-              <w:instrText xml:space="preserve"> STYLEREF 1 \s </w:instrText>
-            </w:r>
-            <w:r>
-              <w:fldChar w:fldCharType="separate"/>
-            </w:r>
-            <w:r>
-              <w:rPr>
-                <w:noProof/>
-              </w:rPr>
-              <w:t>5</w:t>
-            </w:r>
-            <w:r>
-              <w:fldChar w:fldCharType="end"/>
-            </w:r>
+            <w:fldSimple w:instr=" STYLEREF 1 \s ">
+              <w:r>
+                <w:rPr>
+                  <w:noProof/>
+                </w:rPr>
+                <w:t>5</w:t>
+              </w:r>
+            </w:fldSimple>
             <w:r>
               <w:rPr>
                 <w:sz w:val="22"/>
@@ -28344,24 +28807,14 @@
               </w:rPr>
               <w:t>(</w:t>
             </w:r>
-            <w:r>
-              <w:fldChar w:fldCharType="begin"/>
-            </w:r>
-            <w:r>
-              <w:instrText xml:space="preserve"> STYLEREF 1 \s </w:instrText>
-            </w:r>
-            <w:r>
-              <w:fldChar w:fldCharType="separate"/>
-            </w:r>
-            <w:r>
-              <w:rPr>
-                <w:noProof/>
-              </w:rPr>
-              <w:t>5</w:t>
-            </w:r>
-            <w:r>
-              <w:fldChar w:fldCharType="end"/>
-            </w:r>
+            <w:fldSimple w:instr=" STYLEREF 1 \s ">
+              <w:r>
+                <w:rPr>
+                  <w:noProof/>
+                </w:rPr>
+                <w:t>5</w:t>
+              </w:r>
+            </w:fldSimple>
             <w:r>
               <w:rPr>
                 <w:sz w:val="22"/>
@@ -28426,7 +28879,7 @@
       <w:pPr>
         <w:pStyle w:val="a7"/>
         <w:rPr>
-          <w:rFonts w:ascii="宋体" w:hAnsi="宋体" w:hint="eastAsia"/>
+          <w:rFonts w:ascii="宋体" w:hAnsi="宋体"/>
         </w:rPr>
       </w:pPr>
       <w:r>
@@ -28576,11 +29029,6 @@
             <w:vAlign w:val="center"/>
           </w:tcPr>
           <w:p>
-            <w:pPr>
-              <w:rPr>
-                <w:rFonts w:hint="eastAsia"/>
-              </w:rPr>
-            </w:pPr>
             <m:oMathPara>
               <m:oMath>
                 <m:r>
@@ -29051,7 +29499,7 @@
       <w:pPr>
         <w:pStyle w:val="a7"/>
         <w:rPr>
-          <w:rFonts w:ascii="Times New Roman" w:hAnsi="Times New Roman" w:cs="Times New Roman" w:hint="eastAsia"/>
+          <w:rFonts w:ascii="Times New Roman" w:hAnsi="Times New Roman" w:cs="Times New Roman"/>
         </w:rPr>
       </w:pPr>
       <w:r>
@@ -30728,14 +31176,14 @@
           <w:rFonts w:ascii="Times New Roman" w:hAnsi="Times New Roman"/>
         </w:rPr>
       </w:pPr>
-      <w:bookmarkStart w:id="60" w:name="_Toc196418478"/>
+      <w:bookmarkStart w:id="101" w:name="_Toc196418478"/>
       <w:r>
         <w:rPr>
           <w:rFonts w:ascii="Times New Roman" w:hAnsi="Times New Roman"/>
         </w:rPr>
         <w:t>舆情分析可视化展示</w:t>
       </w:r>
-      <w:bookmarkEnd w:id="60"/>
+      <w:bookmarkEnd w:id="101"/>
     </w:p>
     <w:p>
       <w:pPr>
@@ -30993,14 +31441,14 @@
           <w:rFonts w:ascii="Times New Roman" w:hAnsi="Times New Roman"/>
         </w:rPr>
       </w:pPr>
-      <w:bookmarkStart w:id="61" w:name="_Toc196418479"/>
+      <w:bookmarkStart w:id="102" w:name="_Toc196418479"/>
       <w:r>
         <w:rPr>
           <w:rFonts w:ascii="Times New Roman" w:hAnsi="Times New Roman"/>
         </w:rPr>
         <w:t>用户舆情阈值设定</w:t>
       </w:r>
-      <w:bookmarkEnd w:id="61"/>
+      <w:bookmarkEnd w:id="102"/>
     </w:p>
     <w:p>
       <w:pPr>
@@ -31416,7 +31864,7 @@
           <w:rFonts w:ascii="Times New Roman" w:hAnsi="Times New Roman" w:cs="Times New Roman"/>
         </w:rPr>
       </w:pPr>
-      <w:bookmarkStart w:id="62" w:name="_Toc196418480"/>
+      <w:bookmarkStart w:id="103" w:name="_Toc196418480"/>
       <w:r>
         <w:rPr>
           <w:rFonts w:ascii="Times New Roman" w:hAnsi="Times New Roman" w:cs="Times New Roman"/>
@@ -31437,7 +31885,7 @@
         </w:rPr>
         <w:t>模块实现</w:t>
       </w:r>
-      <w:bookmarkEnd w:id="62"/>
+      <w:bookmarkEnd w:id="103"/>
     </w:p>
     <w:p>
       <w:pPr>
@@ -32224,21 +32672,7 @@
                       <m:rPr>
                         <m:nor/>
                       </m:rPr>
-                      <m:t xml:space="preserve"> </m:t>
-                    </m:r>
-                    <w:proofErr w:type="spellStart"/>
-                    <m:r>
-                      <m:rPr>
-                        <m:nor/>
-                      </m:rPr>
-                      <m:t>RegionScore</m:t>
-                    </m:r>
-                    <w:proofErr w:type="spellEnd"/>
-                    <m:r>
-                      <m:rPr>
-                        <m:nor/>
-                      </m:rPr>
-                      <m:t xml:space="preserve"> </m:t>
+                      <m:t xml:space="preserve"> RegionScore </m:t>
                     </m:r>
                   </m:e>
                   <m:sub>
@@ -33171,7 +33605,7 @@
           <w:rFonts w:ascii="Times New Roman" w:hAnsi="Times New Roman" w:cs="Times New Roman"/>
         </w:rPr>
       </w:pPr>
-      <w:bookmarkStart w:id="63" w:name="_Toc196418481"/>
+      <w:bookmarkStart w:id="104" w:name="_Toc196418481"/>
       <w:r>
         <w:rPr>
           <w:rFonts w:ascii="Times New Roman" w:hAnsi="Times New Roman" w:cs="Times New Roman"/>
@@ -33179,7 +33613,7 @@
         <w:lastRenderedPageBreak/>
         <w:t>评论舆情分析模块实现</w:t>
       </w:r>
-      <w:bookmarkEnd w:id="63"/>
+      <w:bookmarkEnd w:id="104"/>
     </w:p>
     <w:p>
       <w:pPr>
@@ -33210,14 +33644,14 @@
           <w:rFonts w:ascii="Times New Roman" w:hAnsi="Times New Roman"/>
         </w:rPr>
       </w:pPr>
-      <w:bookmarkStart w:id="64" w:name="_Toc196418482"/>
+      <w:bookmarkStart w:id="105" w:name="_Toc196418482"/>
       <w:r>
         <w:rPr>
           <w:rFonts w:ascii="Times New Roman" w:hAnsi="Times New Roman"/>
         </w:rPr>
         <w:t>热门评论分析与展示</w:t>
       </w:r>
-      <w:bookmarkEnd w:id="64"/>
+      <w:bookmarkEnd w:id="105"/>
     </w:p>
     <w:p>
       <w:pPr>
@@ -33506,14 +33940,14 @@
           <w:rFonts w:ascii="Times New Roman" w:hAnsi="Times New Roman"/>
         </w:rPr>
       </w:pPr>
-      <w:bookmarkStart w:id="65" w:name="_Toc196418483"/>
+      <w:bookmarkStart w:id="106" w:name="_Toc196418483"/>
       <w:r>
         <w:rPr>
           <w:rFonts w:ascii="Times New Roman" w:hAnsi="Times New Roman"/>
         </w:rPr>
         <w:t>关键词云图实现</w:t>
       </w:r>
-      <w:bookmarkEnd w:id="65"/>
+      <w:bookmarkEnd w:id="106"/>
     </w:p>
     <w:p>
       <w:pPr>
@@ -33898,14 +34332,14 @@
           <w:rFonts w:ascii="Times New Roman" w:hAnsi="Times New Roman" w:cs="Times New Roman"/>
         </w:rPr>
       </w:pPr>
-      <w:bookmarkStart w:id="66" w:name="_Toc196418484"/>
+      <w:bookmarkStart w:id="107" w:name="_Toc196418484"/>
       <w:r>
         <w:rPr>
           <w:rFonts w:ascii="Times New Roman" w:hAnsi="Times New Roman" w:cs="Times New Roman"/>
         </w:rPr>
         <w:t>舆情预测模块实现</w:t>
       </w:r>
-      <w:bookmarkEnd w:id="66"/>
+      <w:bookmarkEnd w:id="107"/>
     </w:p>
     <w:p>
       <w:pPr>
@@ -33960,14 +34394,14 @@
           <w:rFonts w:ascii="Times New Roman" w:hAnsi="Times New Roman"/>
         </w:rPr>
       </w:pPr>
-      <w:bookmarkStart w:id="67" w:name="_Toc196418485"/>
+      <w:bookmarkStart w:id="108" w:name="_Toc196418485"/>
       <w:r>
         <w:rPr>
           <w:rFonts w:ascii="Times New Roman" w:hAnsi="Times New Roman"/>
         </w:rPr>
         <w:t>舆情预测模型构建</w:t>
       </w:r>
-      <w:bookmarkEnd w:id="67"/>
+      <w:bookmarkEnd w:id="108"/>
     </w:p>
     <w:p>
       <w:pPr>
@@ -34769,14 +35203,14 @@
           <w:rFonts w:ascii="Times New Roman" w:hAnsi="Times New Roman"/>
         </w:rPr>
       </w:pPr>
-      <w:bookmarkStart w:id="68" w:name="_Toc196418486"/>
+      <w:bookmarkStart w:id="109" w:name="_Toc196418486"/>
       <w:r>
         <w:rPr>
           <w:rFonts w:ascii="Times New Roman" w:hAnsi="Times New Roman"/>
         </w:rPr>
         <w:t>舆情预测结果可视化</w:t>
       </w:r>
-      <w:bookmarkEnd w:id="68"/>
+      <w:bookmarkEnd w:id="109"/>
     </w:p>
     <w:p>
       <w:pPr>
@@ -35005,14 +35439,14 @@
           <w:rFonts w:ascii="Times New Roman" w:hAnsi="Times New Roman" w:cs="Times New Roman"/>
         </w:rPr>
       </w:pPr>
-      <w:bookmarkStart w:id="69" w:name="_Toc196418487"/>
+      <w:bookmarkStart w:id="110" w:name="_Toc196418487"/>
       <w:r>
         <w:rPr>
           <w:rFonts w:ascii="Times New Roman" w:hAnsi="Times New Roman" w:cs="Times New Roman"/>
         </w:rPr>
         <w:t>数据库存储实现</w:t>
       </w:r>
-      <w:bookmarkEnd w:id="69"/>
+      <w:bookmarkEnd w:id="110"/>
     </w:p>
     <w:p>
       <w:pPr>
@@ -35562,14 +35996,14 @@
           <w:rFonts w:ascii="Times New Roman" w:hAnsi="Times New Roman" w:cs="Times New Roman"/>
         </w:rPr>
       </w:pPr>
-      <w:bookmarkStart w:id="70" w:name="_Toc196418488"/>
+      <w:bookmarkStart w:id="111" w:name="_Toc196418488"/>
       <w:r>
         <w:rPr>
           <w:rFonts w:ascii="Times New Roman" w:hAnsi="Times New Roman" w:cs="Times New Roman"/>
         </w:rPr>
         <w:t>本章小结</w:t>
       </w:r>
-      <w:bookmarkEnd w:id="70"/>
+      <w:bookmarkEnd w:id="111"/>
     </w:p>
     <w:p>
       <w:pPr>
@@ -35666,12 +36100,12 @@
       <w:pPr>
         <w:pStyle w:val="1"/>
       </w:pPr>
-      <w:bookmarkStart w:id="71" w:name="_Toc196418489"/>
+      <w:bookmarkStart w:id="112" w:name="_Toc196418489"/>
       <w:r>
         <w:lastRenderedPageBreak/>
         <w:t>系统测试</w:t>
       </w:r>
-      <w:bookmarkEnd w:id="71"/>
+      <w:bookmarkEnd w:id="112"/>
     </w:p>
     <w:p>
       <w:pPr>
@@ -35708,14 +36142,14 @@
           <w:rFonts w:ascii="Times New Roman" w:hAnsi="Times New Roman" w:cs="Times New Roman"/>
         </w:rPr>
       </w:pPr>
-      <w:bookmarkStart w:id="72" w:name="_Toc196418490"/>
+      <w:bookmarkStart w:id="113" w:name="_Toc196418490"/>
       <w:r>
         <w:rPr>
           <w:rFonts w:ascii="Times New Roman" w:hAnsi="Times New Roman" w:cs="Times New Roman"/>
         </w:rPr>
         <w:t>测试环境</w:t>
       </w:r>
-      <w:bookmarkEnd w:id="72"/>
+      <w:bookmarkEnd w:id="113"/>
     </w:p>
     <w:p>
       <w:pPr>
@@ -35896,14 +36330,14 @@
           <w:rFonts w:ascii="Times New Roman" w:hAnsi="Times New Roman" w:cs="Times New Roman"/>
         </w:rPr>
       </w:pPr>
-      <w:bookmarkStart w:id="73" w:name="_Toc196418491"/>
+      <w:bookmarkStart w:id="114" w:name="_Toc196418491"/>
       <w:r>
         <w:rPr>
           <w:rFonts w:ascii="Times New Roman" w:hAnsi="Times New Roman" w:cs="Times New Roman"/>
         </w:rPr>
         <w:t>测试方法</w:t>
       </w:r>
-      <w:bookmarkEnd w:id="73"/>
+      <w:bookmarkEnd w:id="114"/>
     </w:p>
     <w:p>
       <w:pPr>
@@ -40764,7 +41198,7 @@
           <w:rFonts w:ascii="Times New Roman" w:hAnsi="Times New Roman" w:cs="Times New Roman"/>
         </w:rPr>
       </w:pPr>
-      <w:bookmarkStart w:id="74" w:name="_Toc196418492"/>
+      <w:bookmarkStart w:id="115" w:name="_Toc196418492"/>
       <w:r>
         <w:rPr>
           <w:rFonts w:ascii="Times New Roman" w:hAnsi="Times New Roman" w:cs="Times New Roman"/>
@@ -40772,7 +41206,7 @@
         <w:lastRenderedPageBreak/>
         <w:t>改进方案</w:t>
       </w:r>
-      <w:bookmarkEnd w:id="74"/>
+      <w:bookmarkEnd w:id="115"/>
     </w:p>
     <w:p>
       <w:pPr>
@@ -40873,14 +41307,14 @@
           <w:rFonts w:ascii="Times New Roman" w:hAnsi="Times New Roman" w:cs="Times New Roman"/>
         </w:rPr>
       </w:pPr>
-      <w:bookmarkStart w:id="75" w:name="_Toc196418493"/>
+      <w:bookmarkStart w:id="116" w:name="_Toc196418493"/>
       <w:r>
         <w:rPr>
           <w:rFonts w:ascii="Times New Roman" w:hAnsi="Times New Roman" w:cs="Times New Roman"/>
         </w:rPr>
         <w:t>本章小结</w:t>
       </w:r>
-      <w:bookmarkEnd w:id="75"/>
+      <w:bookmarkEnd w:id="116"/>
     </w:p>
     <w:p>
       <w:pPr>
@@ -40927,12 +41361,12 @@
       <w:pPr>
         <w:pStyle w:val="1"/>
       </w:pPr>
-      <w:bookmarkStart w:id="76" w:name="_Toc196418494"/>
+      <w:bookmarkStart w:id="117" w:name="_Toc196418494"/>
       <w:r>
         <w:lastRenderedPageBreak/>
         <w:t>总结和展望</w:t>
       </w:r>
-      <w:bookmarkEnd w:id="76"/>
+      <w:bookmarkEnd w:id="117"/>
     </w:p>
     <w:p>
       <w:pPr>
@@ -40941,14 +41375,14 @@
           <w:rFonts w:ascii="Times New Roman" w:hAnsi="Times New Roman" w:cs="Times New Roman"/>
         </w:rPr>
       </w:pPr>
-      <w:bookmarkStart w:id="77" w:name="_Toc196418495"/>
+      <w:bookmarkStart w:id="118" w:name="_Toc196418495"/>
       <w:r>
         <w:rPr>
           <w:rFonts w:ascii="Times New Roman" w:hAnsi="Times New Roman" w:cs="Times New Roman"/>
         </w:rPr>
         <w:t>总结</w:t>
       </w:r>
-      <w:bookmarkEnd w:id="77"/>
+      <w:bookmarkEnd w:id="118"/>
     </w:p>
     <w:p>
       <w:pPr>
@@ -41207,14 +41641,14 @@
           <w:rFonts w:ascii="Times New Roman" w:hAnsi="Times New Roman" w:cs="Times New Roman"/>
         </w:rPr>
       </w:pPr>
-      <w:bookmarkStart w:id="78" w:name="_Toc196418496"/>
+      <w:bookmarkStart w:id="119" w:name="_Toc196418496"/>
       <w:r>
         <w:rPr>
           <w:rFonts w:ascii="Times New Roman" w:hAnsi="Times New Roman" w:cs="Times New Roman"/>
         </w:rPr>
         <w:t>展望</w:t>
       </w:r>
-      <w:bookmarkEnd w:id="78"/>
+      <w:bookmarkEnd w:id="119"/>
     </w:p>
     <w:p>
       <w:pPr>
@@ -41250,10 +41684,10 @@
           <w:rFonts w:ascii="Times New Roman" w:hAnsi="Times New Roman" w:cs="Times New Roman"/>
         </w:rPr>
       </w:pPr>
-      <w:bookmarkStart w:id="79" w:name="_Toc36193162"/>
-      <w:bookmarkStart w:id="80" w:name="_Ref130208578"/>
-      <w:bookmarkStart w:id="81" w:name="_Toc196418497"/>
-      <w:bookmarkStart w:id="82" w:name="_Toc130202673"/>
+      <w:bookmarkStart w:id="120" w:name="_Toc36193162"/>
+      <w:bookmarkStart w:id="121" w:name="_Ref130208578"/>
+      <w:bookmarkStart w:id="122" w:name="_Toc196418497"/>
+      <w:bookmarkStart w:id="123" w:name="_Toc130202673"/>
       <w:r>
         <w:rPr>
           <w:rFonts w:ascii="Times New Roman" w:hAnsi="Times New Roman" w:cs="Times New Roman"/>
@@ -41261,10 +41695,10 @@
         <w:lastRenderedPageBreak/>
         <w:t>参考文献</w:t>
       </w:r>
-      <w:bookmarkEnd w:id="79"/>
-      <w:bookmarkEnd w:id="80"/>
-      <w:bookmarkEnd w:id="81"/>
-      <w:bookmarkEnd w:id="82"/>
+      <w:bookmarkEnd w:id="120"/>
+      <w:bookmarkEnd w:id="121"/>
+      <w:bookmarkEnd w:id="122"/>
+      <w:bookmarkEnd w:id="123"/>
     </w:p>
     <w:p>
       <w:pPr>
@@ -41275,7 +41709,7 @@
         <w:spacing w:line="400" w:lineRule="exact"/>
         <w:jc w:val="left"/>
       </w:pPr>
-      <w:bookmarkStart w:id="83" w:name="_Ref196414109"/>
+      <w:bookmarkStart w:id="124" w:name="_Ref196414109"/>
       <w:r>
         <w:t xml:space="preserve">Zhang </w:t>
       </w:r>
@@ -41337,7 +41771,7 @@
       <w:r>
         <w:t>:10.3390/SYM12122010.</w:t>
       </w:r>
-      <w:bookmarkEnd w:id="83"/>
+      <w:bookmarkEnd w:id="124"/>
     </w:p>
     <w:p>
       <w:pPr>
@@ -41348,7 +41782,7 @@
         <w:spacing w:line="400" w:lineRule="exact"/>
         <w:jc w:val="left"/>
       </w:pPr>
-      <w:bookmarkStart w:id="84" w:name="_Ref196414121"/>
+      <w:bookmarkStart w:id="125" w:name="_Ref196414121"/>
       <w:r>
         <w:t xml:space="preserve">CNNIC. </w:t>
       </w:r>
@@ -41376,7 +41810,7 @@
       <w:r>
         <w:t>, 2024.</w:t>
       </w:r>
-      <w:bookmarkEnd w:id="84"/>
+      <w:bookmarkEnd w:id="125"/>
     </w:p>
     <w:p>
       <w:pPr>
@@ -41387,7 +41821,7 @@
         <w:spacing w:line="400" w:lineRule="exact"/>
         <w:jc w:val="left"/>
       </w:pPr>
-      <w:bookmarkStart w:id="85" w:name="_Ref196414125"/>
+      <w:bookmarkStart w:id="126" w:name="_Ref196414125"/>
       <w:r>
         <w:t>王建国</w:t>
       </w:r>
@@ -41420,7 +41854,7 @@
       <w:r>
         <w:t>, 2022, 29(3): 45-58.</w:t>
       </w:r>
-      <w:bookmarkEnd w:id="85"/>
+      <w:bookmarkEnd w:id="126"/>
     </w:p>
     <w:p>
       <w:pPr>
@@ -41431,11 +41865,11 @@
         <w:spacing w:line="400" w:lineRule="exact"/>
         <w:jc w:val="left"/>
       </w:pPr>
-      <w:bookmarkStart w:id="86" w:name="_Ref196414133"/>
+      <w:bookmarkStart w:id="127" w:name="_Ref196414133"/>
       <w:r>
         <w:t>Chen S, Liu Y. Hybrid Sentiment Analysis for Chinese Social Media: A Case Study of Weibo[C]// IEEE International Conference on Big Data, 2020: 145-152.</w:t>
       </w:r>
-      <w:bookmarkEnd w:id="86"/>
+      <w:bookmarkEnd w:id="127"/>
     </w:p>
     <w:p>
       <w:pPr>
@@ -41446,7 +41880,7 @@
         <w:spacing w:line="400" w:lineRule="exact"/>
         <w:jc w:val="left"/>
       </w:pPr>
-      <w:bookmarkStart w:id="87" w:name="_Ref196414170"/>
+      <w:bookmarkStart w:id="128" w:name="_Ref196414170"/>
       <w:r>
         <w:t>李明德</w:t>
       </w:r>
@@ -41478,7 +41912,7 @@
       <w:r>
         <w:t>, 2022, 29(3): 45-58.</w:t>
       </w:r>
-      <w:bookmarkEnd w:id="87"/>
+      <w:bookmarkEnd w:id="128"/>
     </w:p>
     <w:p>
       <w:pPr>
@@ -41489,7 +41923,7 @@
         <w:spacing w:line="400" w:lineRule="exact"/>
         <w:jc w:val="left"/>
       </w:pPr>
-      <w:bookmarkStart w:id="88" w:name="_Ref196414175"/>
+      <w:bookmarkStart w:id="129" w:name="_Ref196414175"/>
       <w:r>
         <w:t>苏小英</w:t>
       </w:r>
@@ -41524,7 +41958,7 @@
       <w:r>
         <w:t>, 2015, 32(4): 1121-1125.</w:t>
       </w:r>
-      <w:bookmarkEnd w:id="88"/>
+      <w:bookmarkEnd w:id="129"/>
     </w:p>
     <w:p>
       <w:pPr>
@@ -41535,7 +41969,7 @@
         <w:spacing w:line="400" w:lineRule="exact"/>
         <w:jc w:val="left"/>
       </w:pPr>
-      <w:bookmarkStart w:id="89" w:name="_Ref196414183"/>
+      <w:bookmarkStart w:id="130" w:name="_Ref196414183"/>
       <w:r>
         <w:t>杨冠超</w:t>
       </w:r>
@@ -41554,7 +41988,7 @@
       <w:r>
         <w:t>, 2023, 42(6): 689-702.</w:t>
       </w:r>
-      <w:bookmarkEnd w:id="89"/>
+      <w:bookmarkEnd w:id="130"/>
     </w:p>
     <w:p>
       <w:pPr>
@@ -41565,7 +41999,7 @@
         <w:spacing w:line="400" w:lineRule="exact"/>
         <w:jc w:val="left"/>
       </w:pPr>
-      <w:bookmarkStart w:id="90" w:name="_Ref196414187"/>
+      <w:bookmarkStart w:id="131" w:name="_Ref196414187"/>
       <w:r>
         <w:t>张霞</w:t>
       </w:r>
@@ -41590,7 +42024,7 @@
       <w:r>
         <w:t>, 2014, 34(12): 3215-3222.</w:t>
       </w:r>
-      <w:bookmarkEnd w:id="90"/>
+      <w:bookmarkEnd w:id="131"/>
     </w:p>
     <w:p>
       <w:pPr>
@@ -41601,7 +42035,7 @@
         <w:spacing w:line="400" w:lineRule="exact"/>
         <w:jc w:val="left"/>
       </w:pPr>
-      <w:bookmarkStart w:id="91" w:name="_Ref196414191"/>
+      <w:bookmarkStart w:id="132" w:name="_Ref196414191"/>
       <w:r>
         <w:t>王恒静</w:t>
       </w:r>
@@ -41626,7 +42060,7 @@
       <w:r>
         <w:t>, 2015, 29(5): 118-125.</w:t>
       </w:r>
-      <w:bookmarkEnd w:id="91"/>
+      <w:bookmarkEnd w:id="132"/>
     </w:p>
     <w:p>
       <w:pPr>
@@ -41637,7 +42071,7 @@
         <w:spacing w:line="400" w:lineRule="exact"/>
         <w:jc w:val="left"/>
       </w:pPr>
-      <w:bookmarkStart w:id="92" w:name="_Ref196414194"/>
+      <w:bookmarkStart w:id="133" w:name="_Ref196414194"/>
       <w:r>
         <w:t>张磊</w:t>
       </w:r>
@@ -41656,7 +42090,7 @@
       <w:r>
         <w:t>, 2024, 60(3): 145-152.</w:t>
       </w:r>
-      <w:bookmarkEnd w:id="92"/>
+      <w:bookmarkEnd w:id="133"/>
     </w:p>
     <w:p>
       <w:pPr>
@@ -41667,7 +42101,7 @@
         <w:spacing w:line="400" w:lineRule="exact"/>
         <w:jc w:val="left"/>
       </w:pPr>
-      <w:bookmarkStart w:id="93" w:name="_Ref196414199"/>
+      <w:bookmarkStart w:id="134" w:name="_Ref196414199"/>
       <w:proofErr w:type="spellStart"/>
       <w:r>
         <w:t>Phuvipadawat</w:t>
@@ -41682,7 +42116,7 @@
       <w:r>
         <w:t>[J]. IEEE Transactions on Knowledge and Data Engineering, 2012, 24(9): 1673-1685.</w:t>
       </w:r>
-      <w:bookmarkEnd w:id="93"/>
+      <w:bookmarkEnd w:id="134"/>
     </w:p>
     <w:p>
       <w:pPr>
@@ -41693,7 +42127,7 @@
         <w:spacing w:line="400" w:lineRule="exact"/>
         <w:jc w:val="left"/>
       </w:pPr>
-      <w:bookmarkStart w:id="94" w:name="_Ref196414202"/>
+      <w:bookmarkStart w:id="135" w:name="_Ref196414202"/>
       <w:proofErr w:type="spellStart"/>
       <w:r>
         <w:t>Tavoschi</w:t>
@@ -41708,7 +42142,7 @@
       <w:r>
         <w:t>[J]. Vaccine, 2021, 39(45): 6632-6640.</w:t>
       </w:r>
-      <w:bookmarkEnd w:id="94"/>
+      <w:bookmarkEnd w:id="135"/>
     </w:p>
     <w:p>
       <w:pPr>
@@ -41719,7 +42153,7 @@
         <w:spacing w:line="400" w:lineRule="exact"/>
         <w:jc w:val="left"/>
       </w:pPr>
-      <w:bookmarkStart w:id="95" w:name="_Ref196414206"/>
+      <w:bookmarkStart w:id="136" w:name="_Ref196414206"/>
       <w:r>
         <w:t xml:space="preserve">Choi J, Croft WB. </w:t>
       </w:r>
@@ -41729,7 +42163,7 @@
       <w:r>
         <w:t>[J]. Information Processing &amp; Management, 2012, 48(4): 767-779.</w:t>
       </w:r>
-      <w:bookmarkEnd w:id="95"/>
+      <w:bookmarkEnd w:id="136"/>
     </w:p>
     <w:p>
       <w:pPr>
@@ -41740,7 +42174,7 @@
         <w:spacing w:line="400" w:lineRule="exact"/>
         <w:jc w:val="left"/>
       </w:pPr>
-      <w:bookmarkStart w:id="96" w:name="_Ref196414209"/>
+      <w:bookmarkStart w:id="137" w:name="_Ref196414209"/>
       <w:r>
         <w:t xml:space="preserve">Chen X, et al. </w:t>
       </w:r>
@@ -41750,7 +42184,7 @@
       <w:r>
         <w:t>[J]. IEEE Transactions on Affective Computing, 2021, 14(2): 1023-1035.</w:t>
       </w:r>
-      <w:bookmarkEnd w:id="96"/>
+      <w:bookmarkEnd w:id="137"/>
     </w:p>
     <w:p>
       <w:pPr>
@@ -41761,7 +42195,7 @@
         <w:spacing w:line="400" w:lineRule="exact"/>
         <w:jc w:val="left"/>
       </w:pPr>
-      <w:bookmarkStart w:id="97" w:name="_Ref196414214"/>
+      <w:bookmarkStart w:id="138" w:name="_Ref196414214"/>
       <w:r>
         <w:t xml:space="preserve">Kumar S, et al. </w:t>
       </w:r>
@@ -41771,7 +42205,7 @@
       <w:r>
         <w:t>[J]. Decision Support Systems, 2023, 176: 114030.</w:t>
       </w:r>
-      <w:bookmarkEnd w:id="97"/>
+      <w:bookmarkEnd w:id="138"/>
     </w:p>
     <w:p>
       <w:pPr>
@@ -41782,7 +42216,7 @@
         <w:spacing w:line="400" w:lineRule="exact"/>
         <w:jc w:val="left"/>
       </w:pPr>
-      <w:bookmarkStart w:id="98" w:name="_Ref196414220"/>
+      <w:bookmarkStart w:id="139" w:name="_Ref196414220"/>
       <w:r>
         <w:t>刘鹏</w:t>
       </w:r>
@@ -41807,7 +42241,7 @@
       <w:r>
         <w:t>, 2023, 37(2): 78-85.</w:t>
       </w:r>
-      <w:bookmarkEnd w:id="98"/>
+      <w:bookmarkEnd w:id="139"/>
     </w:p>
     <w:p>
       <w:pPr>
@@ -41818,7 +42252,7 @@
         <w:spacing w:line="400" w:lineRule="exact"/>
         <w:jc w:val="left"/>
       </w:pPr>
-      <w:bookmarkStart w:id="99" w:name="_Ref196414224"/>
+      <w:bookmarkStart w:id="140" w:name="_Ref196414224"/>
       <w:r>
         <w:t xml:space="preserve">Gao Y, et al. </w:t>
       </w:r>
@@ -41828,7 +42262,7 @@
       <w:r>
         <w:t>[J]. Government Information Quarterly, 2024, 41(1): 101809.</w:t>
       </w:r>
-      <w:bookmarkEnd w:id="99"/>
+      <w:bookmarkEnd w:id="140"/>
     </w:p>
     <w:p>
       <w:pPr>
@@ -41839,7 +42273,7 @@
         <w:spacing w:line="400" w:lineRule="exact"/>
         <w:jc w:val="left"/>
       </w:pPr>
-      <w:bookmarkStart w:id="100" w:name="_Ref195637757"/>
+      <w:bookmarkStart w:id="141" w:name="_Ref195637757"/>
       <w:r>
         <w:t>Django</w:t>
       </w:r>
@@ -41849,7 +42283,7 @@
       <w:r>
         <w:t>. Django Web Framework Documentation[M]. Django Software Foundation, 2023.</w:t>
       </w:r>
-      <w:bookmarkEnd w:id="100"/>
+      <w:bookmarkEnd w:id="141"/>
     </w:p>
     <w:p>
       <w:pPr>
@@ -41860,11 +42294,11 @@
         <w:spacing w:line="400" w:lineRule="exact"/>
         <w:jc w:val="left"/>
       </w:pPr>
-      <w:bookmarkStart w:id="101" w:name="_Ref195637767"/>
+      <w:bookmarkStart w:id="142" w:name="_Ref195637767"/>
       <w:r>
         <w:t>Zhang L. Django Web Development Best Practices: High-Performance Architecture Design[J]. Journal of Software Engineering, 2021, 15(3):45-58.</w:t>
       </w:r>
-      <w:bookmarkEnd w:id="101"/>
+      <w:bookmarkEnd w:id="142"/>
     </w:p>
     <w:p>
       <w:pPr>
@@ -41875,7 +42309,7 @@
         <w:spacing w:line="400" w:lineRule="exact"/>
         <w:jc w:val="left"/>
       </w:pPr>
-      <w:bookmarkStart w:id="102" w:name="_Ref195637804"/>
+      <w:bookmarkStart w:id="143" w:name="_Ref195637804"/>
       <w:r>
         <w:t>Django Channels</w:t>
       </w:r>
@@ -41885,7 +42319,7 @@
       <w:r>
         <w:t>. Asynchronous Web Framework for Django[M]. Channels Project, 2022.</w:t>
       </w:r>
-      <w:bookmarkEnd w:id="102"/>
+      <w:bookmarkEnd w:id="143"/>
     </w:p>
     <w:p>
       <w:pPr>
@@ -41896,11 +42330,11 @@
         <w:spacing w:line="400" w:lineRule="exact"/>
         <w:jc w:val="left"/>
       </w:pPr>
-      <w:bookmarkStart w:id="103" w:name="_Ref195637809"/>
+      <w:bookmarkStart w:id="144" w:name="_Ref195637809"/>
       <w:r>
         <w:t>Zhang Y, Wang L. Challenges and Opportunities of Open-Source Tools in Social Media Analytics[J]. Journal of Data Science, 2021, 19(3):567-584.</w:t>
       </w:r>
-      <w:bookmarkEnd w:id="103"/>
+      <w:bookmarkEnd w:id="144"/>
     </w:p>
     <w:p>
       <w:pPr>
@@ -41911,7 +42345,7 @@
         <w:spacing w:line="400" w:lineRule="exact"/>
         <w:jc w:val="left"/>
       </w:pPr>
-      <w:bookmarkStart w:id="104" w:name="_Ref195637812"/>
+      <w:bookmarkStart w:id="145" w:name="_Ref195637812"/>
       <w:r>
         <w:t>Scrapy</w:t>
       </w:r>
@@ -41921,7 +42355,7 @@
       <w:r>
         <w:t>. Scrapy: A Fast and High-Level Web Crawling Framework[M]. Scrapy.org, 2022.</w:t>
       </w:r>
-      <w:bookmarkEnd w:id="104"/>
+      <w:bookmarkEnd w:id="145"/>
     </w:p>
     <w:p>
       <w:pPr>
@@ -41932,11 +42366,11 @@
         <w:spacing w:line="400" w:lineRule="exact"/>
         <w:jc w:val="left"/>
       </w:pPr>
-      <w:bookmarkStart w:id="105" w:name="_Ref195637822"/>
+      <w:bookmarkStart w:id="146" w:name="_Ref195637822"/>
       <w:r>
         <w:t>Zhang Y, Chen S. Dynamic IP Rotation and Anti-Bot Strategies in Weibo Crawling[C]. IEEE International Conference on Big Data, 2020:145-152.</w:t>
       </w:r>
-      <w:bookmarkEnd w:id="105"/>
+      <w:bookmarkEnd w:id="146"/>
     </w:p>
     <w:p>
       <w:pPr>
@@ -41947,7 +42381,7 @@
         <w:spacing w:line="400" w:lineRule="exact"/>
         <w:jc w:val="left"/>
       </w:pPr>
-      <w:bookmarkStart w:id="106" w:name="_Ref195637825"/>
+      <w:bookmarkStart w:id="147" w:name="_Ref195637825"/>
       <w:r>
         <w:t>MySQL</w:t>
       </w:r>
@@ -41957,7 +42391,7 @@
       <w:r>
         <w:t>. MySQL 8.0 Reference Manual[M]. Oracle Corporation, 2020.</w:t>
       </w:r>
-      <w:bookmarkEnd w:id="106"/>
+      <w:bookmarkEnd w:id="147"/>
     </w:p>
     <w:p>
       <w:pPr>
@@ -41968,11 +42402,11 @@
         <w:spacing w:line="400" w:lineRule="exact"/>
         <w:jc w:val="left"/>
       </w:pPr>
-      <w:bookmarkStart w:id="107" w:name="_Ref195637829"/>
+      <w:bookmarkStart w:id="148" w:name="_Ref195637829"/>
       <w:r>
         <w:t>Chen S, Liu Y. Partitioning and Indexing Strategies for Large-Scale Social Media Data[J]. Journal of Database Management, 2022, 33(4): 21-35.</w:t>
       </w:r>
-      <w:bookmarkEnd w:id="107"/>
+      <w:bookmarkEnd w:id="148"/>
     </w:p>
     <w:p>
       <w:pPr>
@@ -41983,12 +42417,12 @@
         <w:spacing w:line="400" w:lineRule="exact"/>
         <w:jc w:val="left"/>
       </w:pPr>
-      <w:bookmarkStart w:id="108" w:name="_Ref195637851"/>
+      <w:bookmarkStart w:id="149" w:name="_Ref195637851"/>
       <w:r>
         <w:lastRenderedPageBreak/>
         <w:t>Wang J. Performance Optimization of Geographic Query in MySQL[J]. Journal of Database Applications, 2021, 12(2): 45-52.</w:t>
       </w:r>
-      <w:bookmarkEnd w:id="108"/>
+      <w:bookmarkEnd w:id="149"/>
     </w:p>
     <w:p>
       <w:pPr>
@@ -41999,7 +42433,7 @@
         <w:spacing w:line="400" w:lineRule="exact"/>
         <w:jc w:val="left"/>
       </w:pPr>
-      <w:bookmarkStart w:id="109" w:name="_Ref195637856"/>
+      <w:bookmarkStart w:id="150" w:name="_Ref195637856"/>
       <w:r>
         <w:t>MongoDB</w:t>
       </w:r>
@@ -42009,7 +42443,7 @@
       <w:r>
         <w:t>. MongoDB for Unstructured Social Media Data[M]. MongoDB Inc., 2023.</w:t>
       </w:r>
-      <w:bookmarkEnd w:id="109"/>
+      <w:bookmarkEnd w:id="150"/>
     </w:p>
     <w:p>
       <w:pPr>
@@ -42020,11 +42454,11 @@
         <w:spacing w:line="400" w:lineRule="exact"/>
         <w:jc w:val="left"/>
       </w:pPr>
-      <w:bookmarkStart w:id="110" w:name="_Ref195637860"/>
+      <w:bookmarkStart w:id="151" w:name="_Ref195637860"/>
       <w:r>
         <w:t>Chen S, Liu Y. Hybrid Sentiment Analysis for Chinese Social Media[C]. IEEE International Conference on Big Data, 2020:145-152.</w:t>
       </w:r>
-      <w:bookmarkEnd w:id="110"/>
+      <w:bookmarkEnd w:id="151"/>
     </w:p>
     <w:p>
       <w:pPr>
@@ -42035,11 +42469,11 @@
         <w:spacing w:line="400" w:lineRule="exact"/>
         <w:jc w:val="left"/>
       </w:pPr>
-      <w:bookmarkStart w:id="111" w:name="_Ref195637865"/>
+      <w:bookmarkStart w:id="152" w:name="_Ref195637865"/>
       <w:r>
         <w:t>Liu B. Sentiment Analysis and Opinion Mining[M]. Synthesis Lectures on Human Language Technologies, 2012.</w:t>
       </w:r>
-      <w:bookmarkEnd w:id="111"/>
+      <w:bookmarkEnd w:id="152"/>
     </w:p>
     <w:p>
       <w:pPr>
@@ -42050,11 +42484,11 @@
         <w:spacing w:line="400" w:lineRule="exact"/>
         <w:jc w:val="left"/>
       </w:pPr>
-      <w:bookmarkStart w:id="112" w:name="_Ref195637870"/>
+      <w:bookmarkStart w:id="153" w:name="_Ref195637870"/>
       <w:r>
         <w:t>Wang J, Zhang Z. Limitations of Traditional Methods in Trend Prediction: A Case Study of Sina Weibo[J]. International Journal of Information Management, 2023, 67:102631.</w:t>
       </w:r>
-      <w:bookmarkEnd w:id="112"/>
+      <w:bookmarkEnd w:id="153"/>
     </w:p>
     <w:p>
       <w:pPr>
@@ -42065,11 +42499,11 @@
         <w:spacing w:line="400" w:lineRule="exact"/>
         <w:jc w:val="left"/>
       </w:pPr>
-      <w:bookmarkStart w:id="113" w:name="_Ref195637873"/>
+      <w:bookmarkStart w:id="154" w:name="_Ref195637873"/>
       <w:r>
         <w:t>Wang J. Context-Aware Sentiment Analysis for Chinese Social Media[J]. IEEE Transactions on Knowledge and Data Engineering, 2022, 34(5):2345-2358.</w:t>
       </w:r>
-      <w:bookmarkEnd w:id="113"/>
+      <w:bookmarkEnd w:id="154"/>
     </w:p>
     <w:p>
       <w:pPr>
@@ -42080,7 +42514,7 @@
         <w:spacing w:line="400" w:lineRule="exact"/>
         <w:jc w:val="left"/>
       </w:pPr>
-      <w:bookmarkStart w:id="114" w:name="_Ref195637876"/>
+      <w:bookmarkStart w:id="155" w:name="_Ref195637876"/>
       <w:proofErr w:type="spellStart"/>
       <w:r>
         <w:t>ECharts</w:t>
@@ -42100,7 +42534,7 @@
       <w:r>
         <w:t>: A JavaScript Library for Data Visualization[M]. Alibaba Group, 2023.</w:t>
       </w:r>
-      <w:bookmarkEnd w:id="114"/>
+      <w:bookmarkEnd w:id="155"/>
     </w:p>
     <w:p>
       <w:pPr>
@@ -42111,11 +42545,11 @@
         <w:spacing w:line="400" w:lineRule="exact"/>
         <w:jc w:val="left"/>
       </w:pPr>
-      <w:bookmarkStart w:id="115" w:name="_Ref195637878"/>
+      <w:bookmarkStart w:id="156" w:name="_Ref195637878"/>
       <w:r>
         <w:t>Zhao M. Interactive Visualization for Multi-Dimensional Public Opinion Analysis[J]. Journal of Visual Languages and Computing, 2021, 65:101623.</w:t>
       </w:r>
-      <w:bookmarkEnd w:id="115"/>
+      <w:bookmarkEnd w:id="156"/>
     </w:p>
     <w:p>
       <w:pPr>
@@ -42126,7 +42560,7 @@
         <w:spacing w:line="400" w:lineRule="exact"/>
         <w:jc w:val="left"/>
       </w:pPr>
-      <w:bookmarkStart w:id="116" w:name="_Ref195637881"/>
+      <w:bookmarkStart w:id="157" w:name="_Ref195637881"/>
       <w:r>
         <w:t>Django</w:t>
       </w:r>
@@ -42136,7 +42570,7 @@
       <w:r>
         <w:t>. Django Security Best Practices[M]. Django Software Foundation, 2023.</w:t>
       </w:r>
-      <w:bookmarkEnd w:id="116"/>
+      <w:bookmarkEnd w:id="157"/>
     </w:p>
     <w:p>
       <w:pPr>
@@ -42147,7 +42581,7 @@
         <w:spacing w:line="400" w:lineRule="exact"/>
         <w:jc w:val="left"/>
       </w:pPr>
-      <w:bookmarkStart w:id="117" w:name="_Ref195637883"/>
+      <w:bookmarkStart w:id="158" w:name="_Ref195637883"/>
       <w:r>
         <w:t>OWASP</w:t>
       </w:r>
@@ -42157,7 +42591,7 @@
       <w:r>
         <w:t>. OWASP Top Ten Project[M]. Open Web Application Security Project, 2023.</w:t>
       </w:r>
-      <w:bookmarkEnd w:id="117"/>
+      <w:bookmarkEnd w:id="158"/>
     </w:p>
     <w:p>
       <w:pPr>
@@ -42168,11 +42602,11 @@
         <w:spacing w:line="400" w:lineRule="exact"/>
         <w:jc w:val="left"/>
       </w:pPr>
-      <w:bookmarkStart w:id="118" w:name="_Ref195637886"/>
+      <w:bookmarkStart w:id="159" w:name="_Ref195637886"/>
       <w:r>
         <w:t>Liu T. Custom Middleware for Fine-Grained Permission Control in Django[J]. Journal of Web Engineering, 2022, 21(3): 234-251.</w:t>
       </w:r>
-      <w:bookmarkEnd w:id="118"/>
+      <w:bookmarkEnd w:id="159"/>
     </w:p>
     <w:p>
       <w:pPr>
@@ -42210,9 +42644,9 @@
         </w:rPr>
         <w:br w:type="page"/>
       </w:r>
-      <w:bookmarkStart w:id="119" w:name="_Toc36193163"/>
-      <w:bookmarkStart w:id="120" w:name="_Toc130202675"/>
-      <w:bookmarkStart w:id="121" w:name="_Ref130208595"/>
+      <w:bookmarkStart w:id="160" w:name="_Toc36193163"/>
+      <w:bookmarkStart w:id="161" w:name="_Toc130202675"/>
+      <w:bookmarkStart w:id="162" w:name="_Ref130208595"/>
     </w:p>
     <w:p>
       <w:pPr>
@@ -42715,7 +43149,7 @@
         </w:rPr>
         <w:br w:type="page"/>
       </w:r>
-      <w:bookmarkStart w:id="122" w:name="_Toc196418498"/>
+      <w:bookmarkStart w:id="163" w:name="_Toc196418498"/>
       <w:r>
         <w:rPr>
           <w:rFonts w:ascii="Times New Roman" w:hAnsi="Times New Roman" w:cs="Times New Roman"/>
@@ -42735,10 +43169,10 @@
         </w:rPr>
         <w:t>谢</w:t>
       </w:r>
-      <w:bookmarkEnd w:id="119"/>
-      <w:bookmarkEnd w:id="120"/>
-      <w:bookmarkEnd w:id="121"/>
-      <w:bookmarkEnd w:id="122"/>
+      <w:bookmarkEnd w:id="160"/>
+      <w:bookmarkEnd w:id="161"/>
+      <w:bookmarkEnd w:id="162"/>
+      <w:bookmarkEnd w:id="163"/>
     </w:p>
     <w:p>
       <w:pPr>
@@ -43687,6 +44121,14 @@
     <w:abstractNumId w:val="2"/>
   </w:num>
 </w:numbering>
+</file>
+
+<file path=word/people.xml><?xml version="1.0" encoding="utf-8"?>
+<w15:people xmlns:wpc="http://schemas.microsoft.com/office/word/2010/wordprocessingCanvas" xmlns:cx="http://schemas.microsoft.com/office/drawing/2014/chartex" xmlns:cx1="http://schemas.microsoft.com/office/drawing/2015/9/8/chartex" xmlns:cx2="http://schemas.microsoft.com/office/drawing/2015/10/21/chartex" xmlns:cx3="http://schemas.microsoft.com/office/drawing/2016/5/9/chartex" xmlns:cx4="http://schemas.microsoft.com/office/drawing/2016/5/10/chartex" xmlns:cx5="http://schemas.microsoft.com/office/drawing/2016/5/11/chartex" xmlns:cx6="http://schemas.microsoft.com/office/drawing/2016/5/12/chartex" xmlns:cx7="http://schemas.microsoft.com/office/drawing/2016/5/13/chartex" xmlns:cx8="http://schemas.microsoft.com/office/drawing/2016/5/14/chartex" xmlns:mc="http://schemas.openxmlformats.org/markup-compatibility/2006" xmlns:aink="http://schemas.microsoft.com/office/drawing/2016/ink" xmlns:am3d="http://schemas.microsoft.com/office/drawing/2017/model3d" xmlns:o="urn:schemas-microsoft-com:office:office" xmlns:oel="http://schemas.microsoft.com/office/2019/extlst" xmlns:r="http://schemas.openxmlformats.org/officeDocument/2006/relationships" xmlns:m="http://schemas.openxmlformats.org/officeDocument/2006/math" xmlns:v="urn:schemas-microsoft-com:vml" xmlns:wp14="http://schemas.microsoft.com/office/word/2010/wordprocessingDrawing" xmlns:wp="http://schemas.openxmlformats.org/drawingml/2006/wordprocessingDrawing" xmlns:w10="urn:schemas-microsoft-com:office:word" xmlns:w="http://schemas.openxmlformats.org/wordprocessingml/2006/main" xmlns:w14="http://schemas.microsoft.com/office/word/2010/wordml" xmlns:w15="http://schemas.microsoft.com/office/word/2012/wordml" xmlns:w16cex="http://schemas.microsoft.com/office/word/2018/wordml/cex" xmlns:w16cid="http://schemas.microsoft.com/office/word/2016/wordml/cid" xmlns:w16="http://schemas.microsoft.com/office/word/2018/wordml" xmlns:w16du="http://schemas.microsoft.com/office/word/2023/wordml/word16du" xmlns:w16sdtdh="http://schemas.microsoft.com/office/word/2020/wordml/sdtdatahash" xmlns:w16sdtfl="http://schemas.microsoft.com/office/word/2024/wordml/sdtformatlock" xmlns:w16se="http://schemas.microsoft.com/office/word/2015/wordml/symex" xmlns:wpg="http://schemas.microsoft.com/office/word/2010/wordprocessingGroup" xmlns:wpi="http://schemas.microsoft.com/office/word/2010/wordprocessingInk" xmlns:wne="http://schemas.microsoft.com/office/word/2006/wordml" xmlns:wps="http://schemas.microsoft.com/office/word/2010/wordprocessingShape" mc:Ignorable="w14 w15 w16se w16cid w16 w16cex w16sdtdh w16sdtfl w16du wp14">
+  <w15:person w15:author="Big Pigeon">
+    <w15:presenceInfo w15:providerId="Windows Live" w15:userId="09a4235e38cd7167"/>
+  </w15:person>
+</w15:people>
 </file>
 
 <file path=word/styles.xml><?xml version="1.0" encoding="utf-8"?>
@@ -44149,6 +44591,7 @@
   <w:style w:type="character" w:default="1" w:styleId="a0">
     <w:name w:val="Default Paragraph Font"/>
     <w:uiPriority w:val="1"/>
+    <w:semiHidden/>
     <w:unhideWhenUsed/>
   </w:style>
   <w:style w:type="table" w:default="1" w:styleId="a1">
